--- a/Юр документы/NDA/NDA_СтроимВместе_ИП_Орешкин.docx
+++ b/Юр документы/NDA/NDA_СтроимВместе_ИП_Орешкин.docx
@@ -19,7 +19,7 @@
     </w:p>
     <w:p>
       <w:pPr>
-        <w:spacing w:after="320"/>
+        <w:spacing w:after="300"/>
         <w:jc w:val="center"/>
       </w:pPr>
       <w:r>
@@ -27,12 +27,12 @@
           <w:sz w:val="22"/>
           <w:szCs w:val="22"/>
         </w:rPr>
-        <w:t xml:space="preserve">№ NDA-______ от «____» ________________ 2026 г.</w:t>
-      </w:r>
-    </w:p>
-    <w:p>
-      <w:pPr>
-        <w:spacing w:after="320"/>
+        <w:t xml:space="preserve">№ NDA-______ от «____» ________________ 2026 г.</w:t>
+      </w:r>
+    </w:p>
+    <w:p>
+      <w:pPr>
+        <w:spacing w:after="300"/>
       </w:pPr>
       <w:r>
         <w:rPr>
@@ -121,14 +121,14 @@
           <w:sz w:val="22"/>
           <w:szCs w:val="22"/>
         </w:rPr>
-        <w:t xml:space="preserve">Индивидуальный предприниматель Орешкин Антон ______________________</w:t>
-      </w:r>
-      <w:r>
-        <w:rPr>
-          <w:sz w:val="22"/>
-          <w:szCs w:val="22"/>
-        </w:rPr>
-        <w:t xml:space="preserve"> (ИНН ______________, ОГРНИП _________________), именуемый в дальнейшем </w:t>
+        <w:t xml:space="preserve">Индивидуальный предприниматель Орешкин Антон Вадимович</w:t>
+      </w:r>
+      <w:r>
+        <w:rPr>
+          <w:sz w:val="22"/>
+          <w:szCs w:val="22"/>
+        </w:rPr>
+        <w:t xml:space="preserve"> (ИНН 100123323420, ОГРНИП 324100000000411), действующий на основании Листа записи Единого государственного реестра индивидуальных предпринимателей (ЕГРИП), именуемый в дальнейшем </w:t>
       </w:r>
       <w:r>
         <w:rPr>
@@ -144,20 +144,20 @@
           <w:sz w:val="22"/>
           <w:szCs w:val="22"/>
         </w:rPr>
-        <w:t xml:space="preserve">, действующий на основании свидетельства о государственной регистрации, с другой стороны,</w:t>
-      </w:r>
-    </w:p>
-    <w:p>
-      <w:pPr>
-        <w:spacing w:after="120" w:line="276"/>
-        <w:jc w:val="both"/>
-      </w:pPr>
-      <w:r>
-        <w:rPr>
-          <w:sz w:val="22"/>
-          <w:szCs w:val="22"/>
-        </w:rPr>
-        <w:t xml:space="preserve">совместно именуемые «Стороны», а по отдельности — «Сторона», заключили настоящее Соглашение о нижеследующем.</w:t>
+        <w:t xml:space="preserve">, с другой стороны,</w:t>
+      </w:r>
+    </w:p>
+    <w:p>
+      <w:pPr>
+        <w:spacing w:after="120" w:line="276"/>
+        <w:jc w:val="both"/>
+      </w:pPr>
+      <w:r>
+        <w:rPr>
+          <w:sz w:val="22"/>
+          <w:szCs w:val="22"/>
+        </w:rPr>
+        <w:t xml:space="preserve">совместно именуемые «Стороны», а по отдельности «Сторона», заключили настоящее Соглашение о нижеследующем.</w:t>
       </w:r>
     </w:p>
     <w:p>
@@ -171,7 +171,7 @@
     <w:p>
       <w:pPr>
         <w:pStyle w:val="Heading1"/>
-        <w:spacing w:after="160" w:before="320"/>
+        <w:spacing w:after="140" w:before="300"/>
       </w:pPr>
       <w:r>
         <w:rPr>
@@ -202,7 +202,7 @@
           <w:sz w:val="22"/>
           <w:szCs w:val="22"/>
         </w:rPr>
-        <w:t xml:space="preserve"> — любые сведения в любой форме (устной, письменной, электронной, графической, в виде файлов, доступов, записей встреч и переписки), передаваемые Компанией Исполнителю или ставшие известными Исполнителю в связи с исполнением Проекта, в том числе:</w:t>
+        <w:t xml:space="preserve"> — сведения в любой форме (устной, письменной, электронной, графической, в виде файлов, доступов, записей встреч и переписки), которые Компания передаёт Исполнителю или которые становятся известны Исполнителю в связи с исполнением Проекта, в том числе:</w:t>
       </w:r>
     </w:p>
     <w:p>
@@ -258,7 +258,7 @@
           <w:sz w:val="22"/>
           <w:szCs w:val="22"/>
         </w:rPr>
-        <w:t xml:space="preserve">— данные информационных систем Компании, учётные записи, доступы, выгрузки из CRM/1С и иных систем;</w:t>
+        <w:t xml:space="preserve">— данные информационных систем Компании, учётные записи, доступы, выгрузки из CRM, 1С и иных систем;</w:t>
       </w:r>
     </w:p>
     <w:p>
@@ -315,29 +315,51 @@
           <w:sz w:val="22"/>
           <w:szCs w:val="22"/>
         </w:rPr>
-        <w:t xml:space="preserve">1.2. Уполномоченные лица Исполнителя</w:t>
-      </w:r>
-      <w:r>
-        <w:rPr>
-          <w:sz w:val="22"/>
-          <w:szCs w:val="22"/>
-        </w:rPr>
-        <w:t xml:space="preserve"> — работники Исполнителя, привлечённые им специалисты, подрядчики и иные лица, которых Исполнитель самостоятельно, без предварительного согласования с Компанией, привлекает к работам по Проекту. Персональный состав Уполномоченных лиц Компании не раскрывается и согласованию не подлежит.</w:t>
-      </w:r>
-    </w:p>
-    <w:p>
-      <w:pPr>
-        <w:spacing w:after="120" w:line="276"/>
-        <w:jc w:val="both"/>
-      </w:pPr>
-      <w:r>
-        <w:rPr>
-          <w:b/>
-          <w:bCs/>
-          <w:sz w:val="22"/>
-          <w:szCs w:val="22"/>
-        </w:rPr>
-        <w:t xml:space="preserve">1.3. Проект</w:t>
+        <w:t xml:space="preserve">1.2.</w:t>
+      </w:r>
+      <w:r>
+        <w:rPr>
+          <w:sz w:val="22"/>
+          <w:szCs w:val="22"/>
+        </w:rPr>
+        <w:t xml:space="preserve"> Конфиденциальной также признаётся информация Исполнителя, ставшая известной Компании в ходе Проекта: методики, шаблоны, промпты, регламенты и иные наработки Исполнителя. Компания соблюдает в отношении такой информации те же обязательства, что предусмотрены разделом 4 настоящего Соглашения.</w:t>
+      </w:r>
+    </w:p>
+    <w:p>
+      <w:pPr>
+        <w:spacing w:after="120" w:line="276"/>
+        <w:jc w:val="both"/>
+      </w:pPr>
+      <w:r>
+        <w:rPr>
+          <w:b/>
+          <w:bCs/>
+          <w:sz w:val="22"/>
+          <w:szCs w:val="22"/>
+        </w:rPr>
+        <w:t xml:space="preserve">1.3. Уполномоченные лица Исполнителя</w:t>
+      </w:r>
+      <w:r>
+        <w:rPr>
+          <w:sz w:val="22"/>
+          <w:szCs w:val="22"/>
+        </w:rPr>
+        <w:t xml:space="preserve"> — работники Исполнителя, привлечённые им специалисты, подрядчики и иные лица, которых Исполнитель самостоятельно, без согласования с Компанией, привлекает к работам по Проекту. Персональный состав Уполномоченных лиц Компании не раскрывается и согласованию не подлежит.</w:t>
+      </w:r>
+    </w:p>
+    <w:p>
+      <w:pPr>
+        <w:spacing w:after="120" w:line="276"/>
+        <w:jc w:val="both"/>
+      </w:pPr>
+      <w:r>
+        <w:rPr>
+          <w:b/>
+          <w:bCs/>
+          <w:sz w:val="22"/>
+          <w:szCs w:val="22"/>
+        </w:rPr>
+        <w:t xml:space="preserve">1.4. Проект</w:t>
       </w:r>
       <w:r>
         <w:rPr>
@@ -350,7 +372,7 @@
     <w:p>
       <w:pPr>
         <w:pStyle w:val="Heading1"/>
-        <w:spacing w:after="160" w:before="320"/>
+        <w:spacing w:after="140" w:before="300"/>
       </w:pPr>
       <w:r>
         <w:rPr>
@@ -425,13 +447,35 @@
           <w:sz w:val="22"/>
           <w:szCs w:val="22"/>
         </w:rPr>
-        <w:t xml:space="preserve"> Передача информации не влечёт перехода к Исполнителю каких-либо прав на неё, кроме права использования исключительно в целях Проекта.</w:t>
+        <w:t xml:space="preserve"> Передача информации не влечёт перехода к Исполнителю каких-либо прав на неё, кроме права использования в целях Проекта.</w:t>
+      </w:r>
+    </w:p>
+    <w:p>
+      <w:pPr>
+        <w:spacing w:after="120" w:line="276"/>
+        <w:jc w:val="both"/>
+      </w:pPr>
+      <w:r>
+        <w:rPr>
+          <w:b/>
+          <w:bCs/>
+          <w:sz w:val="22"/>
+          <w:szCs w:val="22"/>
+        </w:rPr>
+        <w:t xml:space="preserve">2.4.</w:t>
+      </w:r>
+      <w:r>
+        <w:rPr>
+          <w:sz w:val="22"/>
+          <w:szCs w:val="22"/>
+        </w:rPr>
+        <w:t xml:space="preserve"> Настоящее Соглашение не обязывает Стороны заключать договор оказания услуг, не устанавливает эксклюзивности и не ограничивает право Исполнителя работать с любыми иными заказчиками, в том числе в той же отрасли.</w:t>
       </w:r>
     </w:p>
     <w:p>
       <w:pPr>
         <w:pStyle w:val="Heading1"/>
-        <w:spacing w:after="160" w:before="320"/>
+        <w:spacing w:after="140" w:before="300"/>
       </w:pPr>
       <w:r>
         <w:rPr>
@@ -471,7 +515,7 @@
           <w:sz w:val="22"/>
           <w:szCs w:val="22"/>
         </w:rPr>
-        <w:t xml:space="preserve">без предварительного согласования с Компанией и без предоставления Компании их поимённого перечня</w:t>
+        <w:t xml:space="preserve">без согласования с Компанией и без предоставления Компании их поимённого перечня</w:t>
       </w:r>
       <w:r>
         <w:rPr>
@@ -500,29 +544,29 @@
           <w:sz w:val="22"/>
           <w:szCs w:val="22"/>
         </w:rPr>
-        <w:t xml:space="preserve"> Исполнитель обязан до передачи информации довести до каждого Уполномоченного лица условия настоящего Соглашения и обеспечить принятие им обязательств о конфиденциальности не менее строгих, чем предусмотренные настоящим Соглашением.</w:t>
-      </w:r>
-    </w:p>
-    <w:p>
-      <w:pPr>
-        <w:spacing w:after="120" w:line="276"/>
-        <w:jc w:val="both"/>
-      </w:pPr>
-      <w:r>
-        <w:rPr>
-          <w:b/>
-          <w:bCs/>
-          <w:sz w:val="22"/>
-          <w:szCs w:val="22"/>
-        </w:rPr>
-        <w:t xml:space="preserve">3.3. Исполнитель несёт перед Компанией полную ответственность за действия и бездействие Уполномоченных лиц как за свои собственные.</w:t>
-      </w:r>
-      <w:r>
-        <w:rPr>
-          <w:sz w:val="22"/>
-          <w:szCs w:val="22"/>
-        </w:rPr>
-        <w:t xml:space="preserve"> Нарушение режима конфиденциальности любым Уполномоченным лицом считается нарушением, допущенным самим Исполнителем.</w:t>
+        <w:t xml:space="preserve"> Исполнитель до передачи информации доводит до каждого Уполномоченного лица условия настоящего Соглашения и обеспечивает принятие им обязательств о конфиденциальности не менее строгих, чем предусмотренные настоящим Соглашением.</w:t>
+      </w:r>
+    </w:p>
+    <w:p>
+      <w:pPr>
+        <w:spacing w:after="120" w:line="276"/>
+        <w:jc w:val="both"/>
+      </w:pPr>
+      <w:r>
+        <w:rPr>
+          <w:b/>
+          <w:bCs/>
+          <w:sz w:val="22"/>
+          <w:szCs w:val="22"/>
+        </w:rPr>
+        <w:t xml:space="preserve">3.3. Исполнитель отвечает перед Компанией за действия и бездействие Уполномоченных лиц как за свои собственные.</w:t>
+      </w:r>
+      <w:r>
+        <w:rPr>
+          <w:sz w:val="22"/>
+          <w:szCs w:val="22"/>
+        </w:rPr>
+        <w:t xml:space="preserve"> Нарушение режима конфиденциальности любым Уполномоченным лицом считается нарушением, допущенным самим Исполнителем, в пределах ответственности, установленных разделом 10.</w:t>
       </w:r>
     </w:p>
     <w:p>
@@ -544,7 +588,7 @@
           <w:sz w:val="22"/>
           <w:szCs w:val="22"/>
         </w:rPr>
-        <w:t xml:space="preserve"> Компания вправе направлять любые претензии, требования и уведомления, связанные с обращением с Конфиденциальной информацией, исключительно Исполнителю. Прямое взаимодействие Компании с Уполномоченными лицами по вопросам ответственности не производится.</w:t>
+        <w:t xml:space="preserve"> Претензии, требования и уведомления, связанные с обращением с Конфиденциальной информацией, Компания направляет исключительно Исполнителю. Прямое взаимодействие Компании с Уполномоченными лицами по вопросам ответственности не производится.</w:t>
       </w:r>
     </w:p>
     <w:p>
@@ -572,7 +616,7 @@
     <w:p>
       <w:pPr>
         <w:pStyle w:val="Heading1"/>
-        <w:spacing w:after="160" w:before="320"/>
+        <w:spacing w:after="140" w:before="300"/>
       </w:pPr>
       <w:r>
         <w:rPr>
@@ -617,7 +661,7 @@
           <w:sz w:val="22"/>
           <w:szCs w:val="22"/>
         </w:rPr>
-        <w:t xml:space="preserve">а) использовать Конфиденциальную информацию исключительно в целях Проекта;</w:t>
+        <w:t xml:space="preserve">а) использовать Конфиденциальную информацию в целях Проекта;</w:t>
       </w:r>
     </w:p>
     <w:p>
@@ -645,7 +689,7 @@
           <w:sz w:val="22"/>
           <w:szCs w:val="22"/>
         </w:rPr>
-        <w:t xml:space="preserve">в) хранить материалы, содержащие Конфиденциальную информацию, в защищённых учётных записях и сервисах с ограниченным доступом, применять двухфакторную аутентификацию там, где она доступна;</w:t>
+        <w:t xml:space="preserve">в) хранить материалы, содержащие Конфиденциальную информацию, в учётных записях и сервисах с ограниченным доступом, применять двухфакторную аутентификацию там, где она доступна;</w:t>
       </w:r>
     </w:p>
     <w:p>
@@ -659,7 +703,7 @@
           <w:sz w:val="22"/>
           <w:szCs w:val="22"/>
         </w:rPr>
-        <w:t xml:space="preserve">г) незамедлительно, но не позднее 3 (трёх) рабочих дней, уведомить Компанию о ставшем известном факте утраты или несанкционированного раскрытия Конфиденциальной информации;</w:t>
+        <w:t xml:space="preserve">г) уведомить Компанию о ставшем известном факте утраты или несанкционированного раскрытия Конфиденциальной информации в течение 3 (трёх) рабочих дней;</w:t>
       </w:r>
     </w:p>
     <w:p>
@@ -695,13 +739,35 @@
           <w:sz w:val="22"/>
           <w:szCs w:val="22"/>
         </w:rPr>
-        <w:t xml:space="preserve"> Исполнитель не вправе использовать Конфиденциальную информацию для собственной коммерческой деятельности, не связанной с Проектом, а также передавать её конкурентам Компании.</w:t>
+        <w:t xml:space="preserve"> Исполнитель не использует Конфиденциальную информацию для собственной коммерческой деятельности, не связанной с Проектом, и не передаёт её конкурентам Компании.</w:t>
+      </w:r>
+    </w:p>
+    <w:p>
+      <w:pPr>
+        <w:spacing w:after="120" w:line="276"/>
+        <w:jc w:val="both"/>
+      </w:pPr>
+      <w:r>
+        <w:rPr>
+          <w:b/>
+          <w:bCs/>
+          <w:sz w:val="22"/>
+          <w:szCs w:val="22"/>
+        </w:rPr>
+        <w:t xml:space="preserve">4.3.</w:t>
+      </w:r>
+      <w:r>
+        <w:rPr>
+          <w:sz w:val="22"/>
+          <w:szCs w:val="22"/>
+        </w:rPr>
+        <w:t xml:space="preserve"> Исполнитель вправе использовать в своей деятельности собственные методики, шаблоны, наработки, а также общие профессиональные знания, навыки и опыт, приобретённые в ходе Проекта, если это не связано с раскрытием Конфиденциальной информации Компании.</w:t>
       </w:r>
     </w:p>
     <w:p>
       <w:pPr>
         <w:pStyle w:val="Heading1"/>
-        <w:spacing w:after="160" w:before="320"/>
+        <w:spacing w:after="140" w:before="300"/>
       </w:pPr>
       <w:r>
         <w:rPr>
@@ -732,7 +798,7 @@
           <w:sz w:val="22"/>
           <w:szCs w:val="22"/>
         </w:rPr>
-        <w:t xml:space="preserve"> Если в составе Конфиденциальной информации передаются персональные данные, Компания выступает оператором, а Исполнитель — лицом, осуществляющим обработку персональных данных по поручению оператора (ст. 6 Федерального закона от 27.07.2006 № 152-ФЗ).</w:t>
+        <w:t xml:space="preserve"> Если в составе Конфиденциальной информации передаются персональные данные, Компания выступает оператором, а Исполнитель — лицом, осуществляющим обработку персональных данных по поручению оператора (часть 3 статьи 6 Федерального закона от 27.07.2006 № 152-ФЗ).</w:t>
       </w:r>
     </w:p>
     <w:p>
@@ -754,7 +820,7 @@
           <w:sz w:val="22"/>
           <w:szCs w:val="22"/>
         </w:rPr>
-        <w:t xml:space="preserve"> Исполнитель обрабатывает персональные данные только в объёме и целях, необходимых для Проекта, обеспечивает их конфиденциальность и безопасность и прекращает обработку по требованию Компании или по завершении Проекта.</w:t>
+        <w:t xml:space="preserve"> Исполнитель обрабатывает персональные данные в объёме и целях, необходимых для Проекта, обеспечивает их конфиденциальность и безопасность и прекращает обработку по требованию Компании либо по завершении Проекта.</w:t>
       </w:r>
     </w:p>
     <w:p>
@@ -781,8 +847,30 @@
     </w:p>
     <w:p>
       <w:pPr>
+        <w:spacing w:after="120" w:line="276"/>
+        <w:jc w:val="both"/>
+      </w:pPr>
+      <w:r>
+        <w:rPr>
+          <w:b/>
+          <w:bCs/>
+          <w:sz w:val="22"/>
+          <w:szCs w:val="22"/>
+        </w:rPr>
+        <w:t xml:space="preserve">5.4.</w:t>
+      </w:r>
+      <w:r>
+        <w:rPr>
+          <w:sz w:val="22"/>
+          <w:szCs w:val="22"/>
+        </w:rPr>
+        <w:t xml:space="preserve"> Компания заверяет Исполнителя (статья 431.2 Гражданского кодекса Российской Федерации), что вправе передавать Исполнителю сведения и документы, предоставляемые по настоящему Соглашению, и что в отношении передаваемых персональных данных получены необходимые согласия субъектов и имеются законные основания обработки. Ответственность перед субъектами персональных данных и контролирующими органами за правомерность самой передачи несёт Компания.</w:t>
+      </w:r>
+    </w:p>
+    <w:p>
+      <w:pPr>
         <w:pStyle w:val="Heading1"/>
-        <w:spacing w:after="160" w:before="320"/>
+        <w:spacing w:after="140" w:before="300"/>
       </w:pPr>
       <w:r>
         <w:rPr>
@@ -905,7 +993,7 @@
     <w:p>
       <w:pPr>
         <w:pStyle w:val="Heading1"/>
-        <w:spacing w:after="160" w:before="320"/>
+        <w:spacing w:after="140" w:before="300"/>
       </w:pPr>
       <w:r>
         <w:rPr>
@@ -992,7 +1080,7 @@
           <w:sz w:val="22"/>
           <w:szCs w:val="22"/>
         </w:rPr>
-        <w:t xml:space="preserve">г) подлежит раскрытию по требованию суда или уполномоченного государственного органа — в объёме такого требования и при условии уведомления Компании в течение 3 (трёх) рабочих дней, если такое уведомление не запрещено законом.</w:t>
+        <w:t xml:space="preserve">г) подлежит раскрытию по требованию суда или уполномоченного государственного органа в объёме такого требования, при условии уведомления Компании в течение 3 (трёх) рабочих дней, если такое уведомление не запрещено законом.</w:t>
       </w:r>
     </w:p>
     <w:p>
@@ -1014,13 +1102,13 @@
           <w:sz w:val="22"/>
           <w:szCs w:val="22"/>
         </w:rPr>
-        <w:t xml:space="preserve"> Исполнитель вправе указывать факт сотрудничества с Компанией и публиковать обезличенное описание результатов Проекта (кейс) только после письменного согласования текста с Компанией. Без такого согласования упоминание наименования Компании не допускается.</w:t>
+        <w:t xml:space="preserve"> Исполнитель вправе упоминать факт сотрудничества с Компанией в портфолио и коммерческих материалах, а также использовать обезличенные результаты Проекта, если это не раскрывает Конфиденциальную информацию. Публикация развёрнутого описания Проекта с цифрами и деталями бизнес-процессов Компании производится после письменного согласования текста с Компанией.</w:t>
       </w:r>
     </w:p>
     <w:p>
       <w:pPr>
         <w:pStyle w:val="Heading1"/>
-        <w:spacing w:after="160" w:before="320"/>
+        <w:spacing w:after="140" w:before="300"/>
       </w:pPr>
       <w:r>
         <w:rPr>
@@ -1051,7 +1139,7 @@
           <w:sz w:val="22"/>
           <w:szCs w:val="22"/>
         </w:rPr>
-        <w:t xml:space="preserve"> В течение 10 (десяти) рабочих дней с даты получения письменного требования Компании либо с даты завершения Проекта Исполнитель обязан возвратить оригиналы носителей Конфиденциальной информации и удалить её копии из своих систем и систем Уполномоченных лиц, а также отозвать выданные доступы.</w:t>
+        <w:t xml:space="preserve"> В течение 10 (десяти) рабочих дней с даты получения письменного требования Компании либо с даты завершения Проекта Исполнитель возвращает оригиналы носителей Конфиденциальной информации, удаляет её копии из своих систем и систем Уполномоченных лиц и обеспечивает отзыв выданных доступов.</w:t>
       </w:r>
     </w:p>
     <w:p>
@@ -1073,7 +1161,7 @@
           <w:sz w:val="22"/>
           <w:szCs w:val="22"/>
         </w:rPr>
-        <w:t xml:space="preserve"> Исполнитель вправе сохранить один архивный экземпляр материалов Проекта в объёме, необходимом для подтверждения выполненных работ и соблюдения требований законодательства; в отношении такого экземпляра режим конфиденциальности действует до истечения срока по п. 9.2.</w:t>
+        <w:t xml:space="preserve"> Исполнитель вправе сохранить один архивный экземпляр материалов Проекта в объёме, необходимом для подтверждения выполненных работ и соблюдения требований законодательства. В отношении такого экземпляра режим конфиденциальности действует до истечения срока по п. 9.2.</w:t>
       </w:r>
     </w:p>
     <w:p>
@@ -1095,13 +1183,13 @@
           <w:sz w:val="22"/>
           <w:szCs w:val="22"/>
         </w:rPr>
-        <w:t xml:space="preserve"> Факт уничтожения подтверждается уведомлением Исполнителя в свободной форме, направленным по адресам, указанным в разделе 12.</w:t>
+        <w:t xml:space="preserve"> Факт уничтожения подтверждается уведомлением Исполнителя в свободной форме, направленным по адресам, указанным в разделе 13.</w:t>
       </w:r>
     </w:p>
     <w:p>
       <w:pPr>
         <w:pStyle w:val="Heading1"/>
-        <w:spacing w:after="160" w:before="320"/>
+        <w:spacing w:after="140" w:before="300"/>
       </w:pPr>
       <w:r>
         <w:rPr>
@@ -1154,23 +1242,7 @@
           <w:sz w:val="22"/>
           <w:szCs w:val="22"/>
         </w:rPr>
-        <w:t xml:space="preserve"> Обязательства по неразглашению сохраняют силу в течение </w:t>
-      </w:r>
-      <w:r>
-        <w:rPr>
-          <w:b/>
-          <w:bCs/>
-          <w:sz w:val="22"/>
-          <w:szCs w:val="22"/>
-        </w:rPr>
-        <w:t xml:space="preserve">3 (трёх) лет</w:t>
-      </w:r>
-      <w:r>
-        <w:rPr>
-          <w:sz w:val="22"/>
-          <w:szCs w:val="22"/>
-        </w:rPr>
-        <w:t xml:space="preserve"> с даты завершения Проекта или расторжения настоящего Соглашения — в зависимости от того, что наступит раньше.</w:t>
+        <w:t xml:space="preserve"> Обязательства по неразглашению сохраняют силу в течение 3 (трёх) лет с даты завершения Проекта или расторжения настоящего Соглашения, в зависимости от того, что наступит раньше.</w:t>
       </w:r>
     </w:p>
     <w:p>
@@ -1198,7 +1270,7 @@
     <w:p>
       <w:pPr>
         <w:pStyle w:val="Heading1"/>
-        <w:spacing w:after="160" w:before="320"/>
+        <w:spacing w:after="140" w:before="300"/>
       </w:pPr>
       <w:r>
         <w:rPr>
@@ -1207,7 +1279,7 @@
           <w:sz w:val="24"/>
           <w:szCs w:val="24"/>
         </w:rPr>
-        <w:t xml:space="preserve">10. Ответственность и разрешение споров</w:t>
+        <w:t xml:space="preserve">10. Ответственность</w:t>
       </w:r>
     </w:p>
     <w:p>
@@ -1238,14 +1310,14 @@
           <w:sz w:val="22"/>
           <w:szCs w:val="22"/>
         </w:rPr>
-        <w:t xml:space="preserve">______________ (____________________________) рублей</w:t>
-      </w:r>
-      <w:r>
-        <w:rPr>
-          <w:sz w:val="22"/>
-          <w:szCs w:val="22"/>
-        </w:rPr>
-        <w:t xml:space="preserve"> за каждый доказанный случай.</w:t>
+        <w:t xml:space="preserve">50 000 (пятьдесят тысяч) рублей</w:t>
+      </w:r>
+      <w:r>
+        <w:rPr>
+          <w:sz w:val="22"/>
+          <w:szCs w:val="22"/>
+        </w:rPr>
+        <w:t xml:space="preserve"> за каждый доказанный случай разглашения.</w:t>
       </w:r>
     </w:p>
     <w:p>
@@ -1267,29 +1339,29 @@
           <w:sz w:val="22"/>
           <w:szCs w:val="22"/>
         </w:rPr>
-        <w:t xml:space="preserve"> Уплата штрафа не освобождает от обязанности прекратить нарушение. Убытки Компании, превышающие сумму штрафа, возмещаются в подтверждённом документально размере.</w:t>
-      </w:r>
-    </w:p>
-    <w:p>
-      <w:pPr>
-        <w:spacing w:after="120" w:line="276"/>
-        <w:jc w:val="both"/>
-      </w:pPr>
-      <w:r>
-        <w:rPr>
-          <w:b/>
-          <w:bCs/>
-          <w:sz w:val="22"/>
-          <w:szCs w:val="22"/>
-        </w:rPr>
-        <w:t xml:space="preserve">10.3.</w:t>
-      </w:r>
-      <w:r>
-        <w:rPr>
-          <w:sz w:val="22"/>
-          <w:szCs w:val="22"/>
-        </w:rPr>
-        <w:t xml:space="preserve"> Ответственность Исполнителя не наступает, если он докажет, что раскрытие произошло вследствие действий самой Компании или обстоятельств непреодолимой силы.</w:t>
+        <w:t xml:space="preserve"> Штраф носит зачётный характер: убытки Компании возмещаются в части, не покрытой штрафом, и только в размере реального ущерба, подтверждённого документально.</w:t>
+      </w:r>
+    </w:p>
+    <w:p>
+      <w:pPr>
+        <w:spacing w:after="120" w:line="276"/>
+        <w:jc w:val="both"/>
+      </w:pPr>
+      <w:r>
+        <w:rPr>
+          <w:b/>
+          <w:bCs/>
+          <w:sz w:val="22"/>
+          <w:szCs w:val="22"/>
+        </w:rPr>
+        <w:t xml:space="preserve">10.3. Совокупная ответственность Исполнителя по настоящему Соглашению, включая штрафы и возмещение убытков, ограничена суммой 100 000 (сто тысяч) рублей за весь срок действия Соглашения.</w:t>
+      </w:r>
+      <w:r>
+        <w:rPr>
+          <w:sz w:val="22"/>
+          <w:szCs w:val="22"/>
+        </w:rPr>
+        <w:t xml:space="preserve"> Указанное ограничение не применяется в случаях, когда ограничение ответственности не допускается законодательством Российской Федерации.</w:t>
       </w:r>
     </w:p>
     <w:p>
@@ -1311,7 +1383,7 @@
           <w:sz w:val="22"/>
           <w:szCs w:val="22"/>
         </w:rPr>
-        <w:t xml:space="preserve"> Претензионный порядок обязателен. Срок ответа на претензию — 15 (пятнадцать) календарных дней. Неурегулированные споры передаются в Арбитражный суд Ивановской области.</w:t>
+        <w:t xml:space="preserve"> Упущенная выгода, косвенные убытки, а также репутационный вред возмещению не подлежат.</w:t>
       </w:r>
     </w:p>
     <w:p>
@@ -1333,13 +1405,35 @@
           <w:sz w:val="22"/>
           <w:szCs w:val="22"/>
         </w:rPr>
-        <w:t xml:space="preserve"> К настоящему Соглашению применяется право Российской Федерации.</w:t>
+        <w:t xml:space="preserve"> Ответственность Исполнителя не наступает, если раскрытие произошло вследствие действий самой Компании, её работников или подрядчиков, а также вследствие обстоятельств непреодолимой силы.</w:t>
+      </w:r>
+    </w:p>
+    <w:p>
+      <w:pPr>
+        <w:spacing w:after="120" w:line="276"/>
+        <w:jc w:val="both"/>
+      </w:pPr>
+      <w:r>
+        <w:rPr>
+          <w:b/>
+          <w:bCs/>
+          <w:sz w:val="22"/>
+          <w:szCs w:val="22"/>
+        </w:rPr>
+        <w:t xml:space="preserve">10.6.</w:t>
+      </w:r>
+      <w:r>
+        <w:rPr>
+          <w:sz w:val="22"/>
+          <w:szCs w:val="22"/>
+        </w:rPr>
+        <w:t xml:space="preserve"> Стороны освобождаются от ответственности за неисполнение обязательств, вызванное обстоятельствами непреодолимой силы. Сторона, для которой наступили такие обстоятельства, уведомляет другую Сторону в течение 10 (десяти) рабочих дней.</w:t>
       </w:r>
     </w:p>
     <w:p>
       <w:pPr>
         <w:pStyle w:val="Heading1"/>
-        <w:spacing w:after="160" w:before="320"/>
+        <w:spacing w:after="140" w:before="300"/>
       </w:pPr>
       <w:r>
         <w:rPr>
@@ -1348,7 +1442,7 @@
           <w:sz w:val="24"/>
           <w:szCs w:val="24"/>
         </w:rPr>
-        <w:t xml:space="preserve">11. Прочие условия</w:t>
+        <w:t xml:space="preserve">11. Разрешение споров</w:t>
       </w:r>
     </w:p>
     <w:p>
@@ -1370,7 +1464,7 @@
           <w:sz w:val="22"/>
           <w:szCs w:val="22"/>
         </w:rPr>
-        <w:t xml:space="preserve"> Документы и уведомления, направленные с адресов электронной почты, указанных в разделе 12, признаются исходящими от уполномоченных представителей Сторон и имеют силу документов, подписанных простой электронной подписью.</w:t>
+        <w:t xml:space="preserve"> Досудебный порядок урегулирования спора обязателен. Претензия направляется в письменной форме, в том числе на адрес электронной почты Стороны, указанный в разделе 13.</w:t>
       </w:r>
     </w:p>
     <w:p>
@@ -1392,7 +1486,7 @@
           <w:sz w:val="22"/>
           <w:szCs w:val="22"/>
         </w:rPr>
-        <w:t xml:space="preserve"> Соглашение может быть подписано путём обмена сканированными копиями с последующим обменом оригиналами либо подписано усиленной квалифицированной электронной подписью.</w:t>
+        <w:t xml:space="preserve"> Срок ответа на претензию — 10 (десять) рабочих дней с момента её получения. Спор, не урегулированный путём переговоров, передаётся на рассмотрение в Арбитражный суд Ивановской области.</w:t>
       </w:r>
     </w:p>
     <w:p>
@@ -1414,35 +1508,13 @@
           <w:sz w:val="22"/>
           <w:szCs w:val="22"/>
         </w:rPr>
-        <w:t xml:space="preserve"> Изменения оформляются письменными дополнительными соглашениями.</w:t>
-      </w:r>
-    </w:p>
-    <w:p>
-      <w:pPr>
-        <w:spacing w:after="120" w:line="276"/>
-        <w:jc w:val="both"/>
-      </w:pPr>
-      <w:r>
-        <w:rPr>
-          <w:b/>
-          <w:bCs/>
-          <w:sz w:val="22"/>
-          <w:szCs w:val="22"/>
-        </w:rPr>
-        <w:t xml:space="preserve">11.4.</w:t>
-      </w:r>
-      <w:r>
-        <w:rPr>
-          <w:sz w:val="22"/>
-          <w:szCs w:val="22"/>
-        </w:rPr>
-        <w:t xml:space="preserve"> Соглашение составлено в двух экземплярах, имеющих равную юридическую силу, по одному для каждой Стороны.</w:t>
+        <w:t xml:space="preserve"> К настоящему Соглашению применяется право Российской Федерации.</w:t>
       </w:r>
     </w:p>
     <w:p>
       <w:pPr>
         <w:pStyle w:val="Heading1"/>
-        <w:spacing w:after="160" w:before="320"/>
+        <w:spacing w:after="140" w:before="300"/>
       </w:pPr>
       <w:r>
         <w:rPr>
@@ -1451,7 +1523,132 @@
           <w:sz w:val="24"/>
           <w:szCs w:val="24"/>
         </w:rPr>
-        <w:t xml:space="preserve">12. Реквизиты и подписи Сторон</w:t>
+        <w:t xml:space="preserve">12. Прочие условия</w:t>
+      </w:r>
+    </w:p>
+    <w:p>
+      <w:pPr>
+        <w:spacing w:after="120" w:line="276"/>
+        <w:jc w:val="both"/>
+      </w:pPr>
+      <w:r>
+        <w:rPr>
+          <w:b/>
+          <w:bCs/>
+          <w:sz w:val="22"/>
+          <w:szCs w:val="22"/>
+        </w:rPr>
+        <w:t xml:space="preserve">12.1.</w:t>
+      </w:r>
+      <w:r>
+        <w:rPr>
+          <w:sz w:val="22"/>
+          <w:szCs w:val="22"/>
+        </w:rPr>
+        <w:t xml:space="preserve"> Стороны признают юридическую силу документов и сообщений, которыми они обмениваются посредством систем электронного документооборота (Контур.Диадок, СБИС), подписанных усиленной квалифицированной электронной подписью.</w:t>
+      </w:r>
+    </w:p>
+    <w:p>
+      <w:pPr>
+        <w:spacing w:after="120" w:line="276"/>
+        <w:jc w:val="both"/>
+      </w:pPr>
+      <w:r>
+        <w:rPr>
+          <w:b/>
+          <w:bCs/>
+          <w:sz w:val="22"/>
+          <w:szCs w:val="22"/>
+        </w:rPr>
+        <w:t xml:space="preserve">12.2.</w:t>
+      </w:r>
+      <w:r>
+        <w:rPr>
+          <w:sz w:val="22"/>
+          <w:szCs w:val="22"/>
+        </w:rPr>
+        <w:t xml:space="preserve"> До обмена документами в порядке п. 12.1 Стороны признают юридическую силу скан-копий подписанных документов, направленных с адресов электронной почты, указанных в разделе 13. Переписка по указанным адресам и в согласованных Сторонами мессенджерах признаётся надлежащим способом направления уведомлений, запросов, согласований и требований.</w:t>
+      </w:r>
+    </w:p>
+    <w:p>
+      <w:pPr>
+        <w:spacing w:after="120" w:line="276"/>
+        <w:jc w:val="both"/>
+      </w:pPr>
+      <w:r>
+        <w:rPr>
+          <w:b/>
+          <w:bCs/>
+          <w:sz w:val="22"/>
+          <w:szCs w:val="22"/>
+        </w:rPr>
+        <w:t xml:space="preserve">12.3.</w:t>
+      </w:r>
+      <w:r>
+        <w:rPr>
+          <w:sz w:val="22"/>
+          <w:szCs w:val="22"/>
+        </w:rPr>
+        <w:t xml:space="preserve"> Изменения оформляются письменными дополнительными соглашениями.</w:t>
+      </w:r>
+    </w:p>
+    <w:p>
+      <w:pPr>
+        <w:spacing w:after="120" w:line="276"/>
+        <w:jc w:val="both"/>
+      </w:pPr>
+      <w:r>
+        <w:rPr>
+          <w:b/>
+          <w:bCs/>
+          <w:sz w:val="22"/>
+          <w:szCs w:val="22"/>
+        </w:rPr>
+        <w:t xml:space="preserve">12.4.</w:t>
+      </w:r>
+      <w:r>
+        <w:rPr>
+          <w:sz w:val="22"/>
+          <w:szCs w:val="22"/>
+        </w:rPr>
+        <w:t xml:space="preserve"> Соглашение составлено в двух экземплярах, имеющих равную юридическую силу, по одному для каждой Стороны, либо в форме одного электронного документа при подписании через электронный документооборот.</w:t>
+      </w:r>
+    </w:p>
+    <w:p>
+      <w:pPr>
+        <w:spacing w:after="120" w:line="276"/>
+        <w:jc w:val="both"/>
+      </w:pPr>
+      <w:r>
+        <w:rPr>
+          <w:b/>
+          <w:bCs/>
+          <w:sz w:val="22"/>
+          <w:szCs w:val="22"/>
+        </w:rPr>
+        <w:t xml:space="preserve">12.5.</w:t>
+      </w:r>
+      <w:r>
+        <w:rPr>
+          <w:sz w:val="22"/>
+          <w:szCs w:val="22"/>
+        </w:rPr>
+        <w:t xml:space="preserve"> Во всём, что не предусмотрено настоящим Соглашением, Стороны руководствуются законодательством Российской Федерации.</w:t>
+      </w:r>
+    </w:p>
+    <w:p>
+      <w:pPr>
+        <w:pStyle w:val="Heading1"/>
+        <w:spacing w:after="140" w:before="300"/>
+      </w:pPr>
+      <w:r>
+        <w:rPr>
+          <w:b/>
+          <w:bCs/>
+          <w:sz w:val="24"/>
+          <w:szCs w:val="24"/>
+        </w:rPr>
+        <w:t xml:space="preserve">13. Реквизиты и подписи Сторон</w:t>
       </w:r>
     </w:p>
     <w:tbl>
@@ -1526,7 +1723,7 @@
                 <w:sz w:val="20"/>
                 <w:szCs w:val="20"/>
               </w:rPr>
-              <w:t xml:space="preserve">ИНН 3702124940 / КПП 370201001</w:t>
+              <w:t xml:space="preserve">ИНН 3702124940, КПП 370201001</w:t>
             </w:r>
           </w:p>
           <w:p>
@@ -1582,7 +1779,7 @@
                 <w:sz w:val="20"/>
                 <w:szCs w:val="20"/>
               </w:rPr>
-              <w:t xml:space="preserve">Банк: Тульское отделение № 8604 ПАО Сбербанк</w:t>
+              <w:t xml:space="preserve">Банк: Тульское отделение № 8604 ПАО Сбербанк</w:t>
             </w:r>
           </w:p>
           <w:p>
@@ -1596,7 +1793,7 @@
                 <w:sz w:val="20"/>
                 <w:szCs w:val="20"/>
               </w:rPr>
-              <w:t xml:space="preserve">Р/сч 40702810117000013610</w:t>
+              <w:t xml:space="preserve">Р/с 40702810117000013610</w:t>
             </w:r>
           </w:p>
           <w:p>
@@ -1610,7 +1807,7 @@
                 <w:sz w:val="20"/>
                 <w:szCs w:val="20"/>
               </w:rPr>
-              <w:t xml:space="preserve">К/сч 30101810300000000608</w:t>
+              <w:t xml:space="preserve">К/с 30101810300000000608</w:t>
             </w:r>
           </w:p>
           <w:p>
@@ -1694,7 +1891,7 @@
                 <w:sz w:val="20"/>
                 <w:szCs w:val="20"/>
               </w:rPr>
-              <w:t xml:space="preserve">_______________________ / М. Б. Кузьмин /</w:t>
+              <w:t xml:space="preserve">_______________ / М.Б. Кузьмин</w:t>
             </w:r>
           </w:p>
           <w:p>
@@ -1753,7 +1950,7 @@
                 <w:sz w:val="20"/>
                 <w:szCs w:val="20"/>
               </w:rPr>
-              <w:t xml:space="preserve">ИП Орешкин Антон ____________________</w:t>
+              <w:t xml:space="preserve">ИП Орешкин Антон Вадимович</w:t>
             </w:r>
           </w:p>
           <w:p>
@@ -1767,7 +1964,7 @@
                 <w:sz w:val="20"/>
                 <w:szCs w:val="20"/>
               </w:rPr>
-              <w:t xml:space="preserve">ИНН ______________</w:t>
+              <w:t xml:space="preserve">ИНН 100123323420</w:t>
             </w:r>
           </w:p>
           <w:p>
@@ -1781,7 +1978,7 @@
                 <w:sz w:val="20"/>
                 <w:szCs w:val="20"/>
               </w:rPr>
-              <w:t xml:space="preserve">ОГРНИП _________________</w:t>
+              <w:t xml:space="preserve">ОГРНИП 324100000000411</w:t>
             </w:r>
           </w:p>
           <w:p>
@@ -1795,7 +1992,7 @@
                 <w:sz w:val="20"/>
                 <w:szCs w:val="20"/>
               </w:rPr>
-              <w:t xml:space="preserve">Адрес: ______________________________</w:t>
+              <w:t xml:space="preserve">Адрес: 185014, Республика Карелия,</w:t>
             </w:r>
           </w:p>
           <w:p>
@@ -1809,7 +2006,7 @@
                 <w:sz w:val="20"/>
                 <w:szCs w:val="20"/>
               </w:rPr>
-              <w:t xml:space="preserve">____________________________________</w:t>
+              <w:t xml:space="preserve">г. Петрозаводск, пер. Попова, д. 6, кв. 42</w:t>
             </w:r>
           </w:p>
           <w:p>
@@ -1823,7 +2020,7 @@
                 <w:sz w:val="20"/>
                 <w:szCs w:val="20"/>
               </w:rPr>
-              <w:t xml:space="preserve">Банк: _______________________________</w:t>
+              <w:t xml:space="preserve">Банк: АО «ТБанк»</w:t>
             </w:r>
           </w:p>
           <w:p>
@@ -1837,7 +2034,7 @@
                 <w:sz w:val="20"/>
                 <w:szCs w:val="20"/>
               </w:rPr>
-              <w:t xml:space="preserve">Р/сч ________________________________</w:t>
+              <w:t xml:space="preserve">Р/с 40802810400005859561</w:t>
             </w:r>
           </w:p>
           <w:p>
@@ -1851,7 +2048,7 @@
                 <w:sz w:val="20"/>
                 <w:szCs w:val="20"/>
               </w:rPr>
-              <w:t xml:space="preserve">К/сч ________________________________</w:t>
+              <w:t xml:space="preserve">К/с 30101810145250000974</w:t>
             </w:r>
           </w:p>
           <w:p>
@@ -1865,7 +2062,7 @@
                 <w:sz w:val="20"/>
                 <w:szCs w:val="20"/>
               </w:rPr>
-              <w:t xml:space="preserve">БИК _____________</w:t>
+              <w:t xml:space="preserve">БИК 044525974</w:t>
             </w:r>
           </w:p>
           <w:p>
@@ -1879,7 +2076,7 @@
                 <w:sz w:val="20"/>
                 <w:szCs w:val="20"/>
               </w:rPr>
-              <w:t xml:space="preserve">E-mail: _____________________________</w:t>
+              <w:t xml:space="preserve">E-mail: Antonoreshkin.Work@yandex.ru</w:t>
             </w:r>
           </w:p>
           <w:p>
@@ -1935,7 +2132,7 @@
                 <w:sz w:val="20"/>
                 <w:szCs w:val="20"/>
               </w:rPr>
-              <w:t xml:space="preserve">_______________________ / А. ______________ Орешкин /</w:t>
+              <w:t xml:space="preserve">_______________ / А.В. Орешкин</w:t>
             </w:r>
           </w:p>
           <w:p>

--- a/Юр документы/NDA/NDA_СтроимВместе_ИП_Орешкин.docx
+++ b/Юр документы/NDA/NDA_СтроимВместе_ИП_Орешкин.docx
@@ -19,7 +19,7 @@
     </w:p>
     <w:p>
       <w:pPr>
-        <w:spacing w:after="300"/>
+        <w:spacing w:after="240"/>
         <w:jc w:val="center"/>
       </w:pPr>
       <w:r>
@@ -27,7 +27,7 @@
           <w:sz w:val="22"/>
           <w:szCs w:val="22"/>
         </w:rPr>
-        <w:t xml:space="preserve">№ NDA-______ от «____» ________________ 2026 г.</w:t>
+        <w:t xml:space="preserve">№ NDA-______ от «____» ________________ 2026 г.</w:t>
       </w:r>
     </w:p>
     <w:p>
@@ -202,105 +202,7 @@
           <w:sz w:val="22"/>
           <w:szCs w:val="22"/>
         </w:rPr>
-        <w:t xml:space="preserve"> — сведения в любой форме (устной, письменной, электронной, графической, в виде файлов, доступов, записей встреч и переписки), которые Компания передаёт Исполнителю или которые становятся известны Исполнителю в связи с исполнением Проекта, в том числе:</w:t>
-      </w:r>
-    </w:p>
-    <w:p>
-      <w:pPr>
-        <w:spacing w:after="120" w:line="276"/>
-        <w:ind w:left="340"/>
-        <w:jc w:val="both"/>
-      </w:pPr>
-      <w:r>
-        <w:rPr>
-          <w:sz w:val="22"/>
-          <w:szCs w:val="22"/>
-        </w:rPr>
-        <w:t xml:space="preserve">— сведения о бизнес-процессах, внутренних регламентах, организационной структуре Компании;</w:t>
-      </w:r>
-    </w:p>
-    <w:p>
-      <w:pPr>
-        <w:spacing w:after="120" w:line="276"/>
-        <w:ind w:left="340"/>
-        <w:jc w:val="both"/>
-      </w:pPr>
-      <w:r>
-        <w:rPr>
-          <w:sz w:val="22"/>
-          <w:szCs w:val="22"/>
-        </w:rPr>
-        <w:t xml:space="preserve">— финансовые и коммерческие показатели, себестоимость, цены, условия работы с контрагентами;</w:t>
-      </w:r>
-    </w:p>
-    <w:p>
-      <w:pPr>
-        <w:spacing w:after="120" w:line="276"/>
-        <w:ind w:left="340"/>
-        <w:jc w:val="both"/>
-      </w:pPr>
-      <w:r>
-        <w:rPr>
-          <w:sz w:val="22"/>
-          <w:szCs w:val="22"/>
-        </w:rPr>
-        <w:t xml:space="preserve">— сведения о клиентах, поставщиках, подрядчиках, объектах строительства и сметах;</w:t>
-      </w:r>
-    </w:p>
-    <w:p>
-      <w:pPr>
-        <w:spacing w:after="120" w:line="276"/>
-        <w:ind w:left="340"/>
-        <w:jc w:val="both"/>
-      </w:pPr>
-      <w:r>
-        <w:rPr>
-          <w:sz w:val="22"/>
-          <w:szCs w:val="22"/>
-        </w:rPr>
-        <w:t xml:space="preserve">— данные информационных систем Компании, учётные записи, доступы, выгрузки из CRM, 1С и иных систем;</w:t>
-      </w:r>
-    </w:p>
-    <w:p>
-      <w:pPr>
-        <w:spacing w:after="120" w:line="276"/>
-        <w:ind w:left="340"/>
-        <w:jc w:val="both"/>
-      </w:pPr>
-      <w:r>
-        <w:rPr>
-          <w:sz w:val="22"/>
-          <w:szCs w:val="22"/>
-        </w:rPr>
-        <w:t xml:space="preserve">— содержание рабочей переписки, записи и транскрибации рабочих встреч и созвонов;</w:t>
-      </w:r>
-    </w:p>
-    <w:p>
-      <w:pPr>
-        <w:spacing w:after="120" w:line="276"/>
-        <w:ind w:left="340"/>
-        <w:jc w:val="both"/>
-      </w:pPr>
-      <w:r>
-        <w:rPr>
-          <w:sz w:val="22"/>
-          <w:szCs w:val="22"/>
-        </w:rPr>
-        <w:t xml:space="preserve">— персональные данные работников и контрагентов Компании, если они передаются Исполнителю;</w:t>
-      </w:r>
-    </w:p>
-    <w:p>
-      <w:pPr>
-        <w:spacing w:after="120" w:line="276"/>
-        <w:ind w:left="340"/>
-        <w:jc w:val="both"/>
-      </w:pPr>
-      <w:r>
-        <w:rPr>
-          <w:sz w:val="22"/>
-          <w:szCs w:val="22"/>
-        </w:rPr>
-        <w:t xml:space="preserve">— результаты аудита, аналитические материалы и рекомендации, подготовленные Исполнителем на основе сведений Компании.</w:t>
+        <w:t xml:space="preserve"> — сведения в любой форме (устной, письменной, электронной, графической, в виде файлов, доступов, записей встреч и переписки), которые Компания передаёт Исполнителю или которые становятся известны Исполнителю в связи с исполнением Проекта. Состав запрашиваемых сведений и доступов определён Приложением № 1 к настоящему Соглашению.</w:t>
       </w:r>
     </w:p>
     <w:p>
@@ -484,7 +386,7 @@
           <w:sz w:val="24"/>
           <w:szCs w:val="24"/>
         </w:rPr>
-        <w:t xml:space="preserve">3. Порядок раскрытия информации команде Исполнителя</w:t>
+        <w:t xml:space="preserve">3. Состав и порядок передачи данных</w:t>
       </w:r>
     </w:p>
     <w:p>
@@ -506,23 +408,7 @@
           <w:sz w:val="22"/>
           <w:szCs w:val="22"/>
         </w:rPr>
-        <w:t xml:space="preserve"> Исполнитель вправе раскрывать Конфиденциальную информацию Уполномоченным лицам Исполнителя в объёме, необходимом для выполнения Проекта, </w:t>
-      </w:r>
-      <w:r>
-        <w:rPr>
-          <w:b/>
-          <w:bCs/>
-          <w:sz w:val="22"/>
-          <w:szCs w:val="22"/>
-        </w:rPr>
-        <w:t xml:space="preserve">без согласования с Компанией и без предоставления Компании их поимённого перечня</w:t>
-      </w:r>
-      <w:r>
-        <w:rPr>
-          <w:sz w:val="22"/>
-          <w:szCs w:val="22"/>
-        </w:rPr>
-        <w:t xml:space="preserve">.</w:t>
+        <w:t xml:space="preserve"> Компания передаёт Исполнителю сведения и доступы по перечню Приложения № 1. Перечень является рабочим: он может дополняться по ходу Проекта письмом или сообщением в согласованном канале, без подписания дополнительного соглашения.</w:t>
       </w:r>
     </w:p>
     <w:p>
@@ -544,29 +430,29 @@
           <w:sz w:val="22"/>
           <w:szCs w:val="22"/>
         </w:rPr>
-        <w:t xml:space="preserve"> Исполнитель до передачи информации доводит до каждого Уполномоченного лица условия настоящего Соглашения и обеспечивает принятие им обязательств о конфиденциальности не менее строгих, чем предусмотренные настоящим Соглашением.</w:t>
-      </w:r>
-    </w:p>
-    <w:p>
-      <w:pPr>
-        <w:spacing w:after="120" w:line="276"/>
-        <w:jc w:val="both"/>
-      </w:pPr>
-      <w:r>
-        <w:rPr>
-          <w:b/>
-          <w:bCs/>
-          <w:sz w:val="22"/>
-          <w:szCs w:val="22"/>
-        </w:rPr>
-        <w:t xml:space="preserve">3.3. Исполнитель отвечает перед Компанией за действия и бездействие Уполномоченных лиц как за свои собственные.</w:t>
-      </w:r>
-      <w:r>
-        <w:rPr>
-          <w:sz w:val="22"/>
-          <w:szCs w:val="22"/>
-        </w:rPr>
-        <w:t xml:space="preserve"> Нарушение режима конфиденциальности любым Уполномоченным лицом считается нарушением, допущенным самим Исполнителем, в пределах ответственности, установленных разделом 10.</w:t>
+        <w:t xml:space="preserve"> Компания передаёт только те сведения, которые необходимы для Проекта. Исполнитель не запрашивает и не принимает сведения, составляющие государственную тайну, а также данные, доступ к которым Компания не вправе предоставлять.</w:t>
+      </w:r>
+    </w:p>
+    <w:p>
+      <w:pPr>
+        <w:spacing w:after="120" w:line="276"/>
+        <w:jc w:val="both"/>
+      </w:pPr>
+      <w:r>
+        <w:rPr>
+          <w:b/>
+          <w:bCs/>
+          <w:sz w:val="22"/>
+          <w:szCs w:val="22"/>
+        </w:rPr>
+        <w:t xml:space="preserve">3.3.</w:t>
+      </w:r>
+      <w:r>
+        <w:rPr>
+          <w:sz w:val="22"/>
+          <w:szCs w:val="22"/>
+        </w:rPr>
+        <w:t xml:space="preserve"> Передача файлов и выгрузок производится через согласованный Сторонами канал: облачное хранилище Компании либо защищённую папку Исполнителя с ограниченным доступом. Передача Конфиденциальной информации в личные мессенджеры и на личную почту сотрудников не производится.</w:t>
       </w:r>
     </w:p>
     <w:p>
@@ -588,7 +474,7 @@
           <w:sz w:val="22"/>
           <w:szCs w:val="22"/>
         </w:rPr>
-        <w:t xml:space="preserve"> Претензии, требования и уведомления, связанные с обращением с Конфиденциальной информацией, Компания направляет исключительно Исполнителю. Прямое взаимодействие Компании с Уполномоченными лицами по вопросам ответственности не производится.</w:t>
+        <w:t xml:space="preserve"> Доступы к информационным системам Компании (CRM, учётные системы, таск-трекеры, почтовые ящики, диски) предоставляются именными учётными записями с правами на чтение, если больший объём прав не требуется для конкретной задачи. Общие пароли и обезличенные учётные записи не используются.</w:t>
       </w:r>
     </w:p>
     <w:p>
@@ -610,7 +496,51 @@
           <w:sz w:val="22"/>
           <w:szCs w:val="22"/>
         </w:rPr>
-        <w:t xml:space="preserve"> Взаимодействие с Компанией по Проекту ведётся от имени Исполнителя. Уполномоченные лица действуют в интересах и под ответственность Исполнителя.</w:t>
+        <w:t xml:space="preserve"> Компания вправе в любой момент отозвать выданные доступы. Отзыв доступа не прекращает обязательств Исполнителя по настоящему Соглашению.</w:t>
+      </w:r>
+    </w:p>
+    <w:p>
+      <w:pPr>
+        <w:spacing w:after="120" w:line="276"/>
+        <w:jc w:val="both"/>
+      </w:pPr>
+      <w:r>
+        <w:rPr>
+          <w:b/>
+          <w:bCs/>
+          <w:sz w:val="22"/>
+          <w:szCs w:val="22"/>
+        </w:rPr>
+        <w:t xml:space="preserve">3.6.</w:t>
+      </w:r>
+      <w:r>
+        <w:rPr>
+          <w:sz w:val="22"/>
+          <w:szCs w:val="22"/>
+        </w:rPr>
+        <w:t xml:space="preserve"> Выгрузки, содержащие персональные данные, передаются в обезличенном виде везде, где это не мешает решению задачи. Если обезличивание невозможно, Стороны фиксируют это в переписке до передачи.</w:t>
+      </w:r>
+    </w:p>
+    <w:p>
+      <w:pPr>
+        <w:spacing w:after="120" w:line="276"/>
+        <w:jc w:val="both"/>
+      </w:pPr>
+      <w:r>
+        <w:rPr>
+          <w:b/>
+          <w:bCs/>
+          <w:sz w:val="22"/>
+          <w:szCs w:val="22"/>
+        </w:rPr>
+        <w:t xml:space="preserve">3.7.</w:t>
+      </w:r>
+      <w:r>
+        <w:rPr>
+          <w:sz w:val="22"/>
+          <w:szCs w:val="22"/>
+        </w:rPr>
+        <w:t xml:space="preserve"> Записи рабочих встреч и созвонов ведутся с предварительного согласия участников. Расшифровка таких записей выполняется инструментами по разделу 6.</w:t>
       </w:r>
     </w:p>
     <w:p>
@@ -625,7 +555,7 @@
           <w:sz w:val="24"/>
           <w:szCs w:val="24"/>
         </w:rPr>
-        <w:t xml:space="preserve">4. Обязанности Исполнителя</w:t>
+        <w:t xml:space="preserve">4. Порядок раскрытия информации команде Исполнителя</w:t>
       </w:r>
     </w:p>
     <w:p>
@@ -647,77 +577,23 @@
           <w:sz w:val="22"/>
           <w:szCs w:val="22"/>
         </w:rPr>
-        <w:t xml:space="preserve"> Исполнитель обязуется:</w:t>
-      </w:r>
-    </w:p>
-    <w:p>
-      <w:pPr>
-        <w:spacing w:after="120" w:line="276"/>
-        <w:ind w:left="340"/>
-        <w:jc w:val="both"/>
-      </w:pPr>
-      <w:r>
-        <w:rPr>
-          <w:sz w:val="22"/>
-          <w:szCs w:val="22"/>
-        </w:rPr>
-        <w:t xml:space="preserve">а) использовать Конфиденциальную информацию в целях Проекта;</w:t>
-      </w:r>
-    </w:p>
-    <w:p>
-      <w:pPr>
-        <w:spacing w:after="120" w:line="276"/>
-        <w:ind w:left="340"/>
-        <w:jc w:val="both"/>
-      </w:pPr>
-      <w:r>
-        <w:rPr>
-          <w:sz w:val="22"/>
-          <w:szCs w:val="22"/>
-        </w:rPr>
-        <w:t xml:space="preserve">б) не раскрывать её третьим лицам, кроме Уполномоченных лиц (п. 3.1) и случаев, предусмотренных разделами 5 и 7 настоящего Соглашения;</w:t>
-      </w:r>
-    </w:p>
-    <w:p>
-      <w:pPr>
-        <w:spacing w:after="120" w:line="276"/>
-        <w:ind w:left="340"/>
-        <w:jc w:val="both"/>
-      </w:pPr>
-      <w:r>
-        <w:rPr>
-          <w:sz w:val="22"/>
-          <w:szCs w:val="22"/>
-        </w:rPr>
-        <w:t xml:space="preserve">в) хранить материалы, содержащие Конфиденциальную информацию, в учётных записях и сервисах с ограниченным доступом, применять двухфакторную аутентификацию там, где она доступна;</w:t>
-      </w:r>
-    </w:p>
-    <w:p>
-      <w:pPr>
-        <w:spacing w:after="120" w:line="276"/>
-        <w:ind w:left="340"/>
-        <w:jc w:val="both"/>
-      </w:pPr>
-      <w:r>
-        <w:rPr>
-          <w:sz w:val="22"/>
-          <w:szCs w:val="22"/>
-        </w:rPr>
-        <w:t xml:space="preserve">г) уведомить Компанию о ставшем известном факте утраты или несанкционированного раскрытия Конфиденциальной информации в течение 3 (трёх) рабочих дней;</w:t>
-      </w:r>
-    </w:p>
-    <w:p>
-      <w:pPr>
-        <w:spacing w:after="120" w:line="276"/>
-        <w:ind w:left="340"/>
-        <w:jc w:val="both"/>
-      </w:pPr>
-      <w:r>
-        <w:rPr>
-          <w:sz w:val="22"/>
-          <w:szCs w:val="22"/>
-        </w:rPr>
-        <w:t xml:space="preserve">д) по требованию Компании возвратить или уничтожить носители Конфиденциальной информации в порядке раздела 8.</w:t>
+        <w:t xml:space="preserve"> Исполнитель вправе раскрывать Конфиденциальную информацию Уполномоченным лицам Исполнителя в объёме, необходимом для выполнения Проекта, </w:t>
+      </w:r>
+      <w:r>
+        <w:rPr>
+          <w:b/>
+          <w:bCs/>
+          <w:sz w:val="22"/>
+          <w:szCs w:val="22"/>
+        </w:rPr>
+        <w:t xml:space="preserve">без согласования с Компанией и без предоставления Компании их поимённого перечня</w:t>
+      </w:r>
+      <w:r>
+        <w:rPr>
+          <w:sz w:val="22"/>
+          <w:szCs w:val="22"/>
+        </w:rPr>
+        <w:t xml:space="preserve">.</w:t>
       </w:r>
     </w:p>
     <w:p>
@@ -739,7 +615,7 @@
           <w:sz w:val="22"/>
           <w:szCs w:val="22"/>
         </w:rPr>
-        <w:t xml:space="preserve"> Исполнитель не использует Конфиденциальную информацию для собственной коммерческой деятельности, не связанной с Проектом, и не передаёт её конкурентам Компании.</w:t>
+        <w:t xml:space="preserve"> К работам по Проекту привлекаются лица в ролях: руководитель проекта, аналитик, специалист по внедрению и автоматизации, при необходимости — дизайнер, разработчик, методолог обучения. Состав ролей Исполнитель определяет самостоятельно и вправе изменять его в ходе Проекта.</w:t>
       </w:r>
     </w:p>
     <w:p>
@@ -761,7 +637,95 @@
           <w:sz w:val="22"/>
           <w:szCs w:val="22"/>
         </w:rPr>
-        <w:t xml:space="preserve"> Исполнитель вправе использовать в своей деятельности собственные методики, шаблоны, наработки, а также общие профессиональные знания, навыки и опыт, приобретённые в ходе Проекта, если это не связано с раскрытием Конфиденциальной информации Компании.</w:t>
+        <w:t xml:space="preserve"> Исполнитель до передачи информации доводит до каждого Уполномоченного лица условия настоящего Соглашения и обеспечивает принятие им письменного обязательства о конфиденциальности не менее строгого, чем предусмотрено настоящим Соглашением. Форма обязательства приведена в Приложении № 2.</w:t>
+      </w:r>
+    </w:p>
+    <w:p>
+      <w:pPr>
+        <w:spacing w:after="120" w:line="276"/>
+        <w:jc w:val="both"/>
+      </w:pPr>
+      <w:r>
+        <w:rPr>
+          <w:b/>
+          <w:bCs/>
+          <w:sz w:val="22"/>
+          <w:szCs w:val="22"/>
+        </w:rPr>
+        <w:t xml:space="preserve">4.4.</w:t>
+      </w:r>
+      <w:r>
+        <w:rPr>
+          <w:sz w:val="22"/>
+          <w:szCs w:val="22"/>
+        </w:rPr>
+        <w:t xml:space="preserve"> Исполнитель ведёт внутренний учёт лиц, допущенных к Конфиденциальной информации, и обеспечивает отзыв их доступов в течение 3 (трёх) рабочих дней с даты прекращения их участия в Проекте. По мотивированному запросу Компании Исполнитель подтверждает количество допущенных лиц и их роли без раскрытия персональных данных.</w:t>
+      </w:r>
+    </w:p>
+    <w:p>
+      <w:pPr>
+        <w:spacing w:after="120" w:line="276"/>
+        <w:jc w:val="both"/>
+      </w:pPr>
+      <w:r>
+        <w:rPr>
+          <w:b/>
+          <w:bCs/>
+          <w:sz w:val="22"/>
+          <w:szCs w:val="22"/>
+        </w:rPr>
+        <w:t xml:space="preserve">4.5. Исполнитель отвечает перед Компанией за действия и бездействие Уполномоченных лиц как за свои собственные.</w:t>
+      </w:r>
+      <w:r>
+        <w:rPr>
+          <w:sz w:val="22"/>
+          <w:szCs w:val="22"/>
+        </w:rPr>
+        <w:t xml:space="preserve"> Нарушение режима конфиденциальности любым Уполномоченным лицом считается нарушением, допущенным самим Исполнителем, в пределах ответственности, установленных разделом 11.</w:t>
+      </w:r>
+    </w:p>
+    <w:p>
+      <w:pPr>
+        <w:spacing w:after="120" w:line="276"/>
+        <w:jc w:val="both"/>
+      </w:pPr>
+      <w:r>
+        <w:rPr>
+          <w:b/>
+          <w:bCs/>
+          <w:sz w:val="22"/>
+          <w:szCs w:val="22"/>
+        </w:rPr>
+        <w:t xml:space="preserve">4.6.</w:t>
+      </w:r>
+      <w:r>
+        <w:rPr>
+          <w:sz w:val="22"/>
+          <w:szCs w:val="22"/>
+        </w:rPr>
+        <w:t xml:space="preserve"> Претензии, требования и уведомления, связанные с обращением с Конфиденциальной информацией, Компания направляет исключительно Исполнителю. Прямое взаимодействие Компании с Уполномоченными лицами по вопросам ответственности не производится.</w:t>
+      </w:r>
+    </w:p>
+    <w:p>
+      <w:pPr>
+        <w:spacing w:after="120" w:line="276"/>
+        <w:jc w:val="both"/>
+      </w:pPr>
+      <w:r>
+        <w:rPr>
+          <w:b/>
+          <w:bCs/>
+          <w:sz w:val="22"/>
+          <w:szCs w:val="22"/>
+        </w:rPr>
+        <w:t xml:space="preserve">4.7.</w:t>
+      </w:r>
+      <w:r>
+        <w:rPr>
+          <w:sz w:val="22"/>
+          <w:szCs w:val="22"/>
+        </w:rPr>
+        <w:t xml:space="preserve"> Взаимодействие с Компанией по Проекту ведётся от имени Исполнителя. Уполномоченные лица действуют в интересах и под ответственность Исполнителя.</w:t>
       </w:r>
     </w:p>
     <w:p>
@@ -776,7 +740,7 @@
           <w:sz w:val="24"/>
           <w:szCs w:val="24"/>
         </w:rPr>
-        <w:t xml:space="preserve">5. Обработка персональных данных</w:t>
+        <w:t xml:space="preserve">5. Обязанности Исполнителя</w:t>
       </w:r>
     </w:p>
     <w:p>
@@ -798,7 +762,77 @@
           <w:sz w:val="22"/>
           <w:szCs w:val="22"/>
         </w:rPr>
-        <w:t xml:space="preserve"> Если в составе Конфиденциальной информации передаются персональные данные, Компания выступает оператором, а Исполнитель — лицом, осуществляющим обработку персональных данных по поручению оператора (часть 3 статьи 6 Федерального закона от 27.07.2006 № 152-ФЗ).</w:t>
+        <w:t xml:space="preserve"> Исполнитель обязуется:</w:t>
+      </w:r>
+    </w:p>
+    <w:p>
+      <w:pPr>
+        <w:spacing w:after="120" w:line="276"/>
+        <w:ind w:left="340"/>
+        <w:jc w:val="both"/>
+      </w:pPr>
+      <w:r>
+        <w:rPr>
+          <w:sz w:val="22"/>
+          <w:szCs w:val="22"/>
+        </w:rPr>
+        <w:t xml:space="preserve">а) использовать Конфиденциальную информацию в целях Проекта;</w:t>
+      </w:r>
+    </w:p>
+    <w:p>
+      <w:pPr>
+        <w:spacing w:after="120" w:line="276"/>
+        <w:ind w:left="340"/>
+        <w:jc w:val="both"/>
+      </w:pPr>
+      <w:r>
+        <w:rPr>
+          <w:sz w:val="22"/>
+          <w:szCs w:val="22"/>
+        </w:rPr>
+        <w:t xml:space="preserve">б) не раскрывать её третьим лицам, кроме Уполномоченных лиц (п. 4.1) и случаев, предусмотренных разделами 7 и 8 настоящего Соглашения;</w:t>
+      </w:r>
+    </w:p>
+    <w:p>
+      <w:pPr>
+        <w:spacing w:after="120" w:line="276"/>
+        <w:ind w:left="340"/>
+        <w:jc w:val="both"/>
+      </w:pPr>
+      <w:r>
+        <w:rPr>
+          <w:sz w:val="22"/>
+          <w:szCs w:val="22"/>
+        </w:rPr>
+        <w:t xml:space="preserve">в) хранить материалы, содержащие Конфиденциальную информацию, в учётных записях и сервисах с ограниченным доступом, применять двухфакторную аутентификацию там, где она доступна;</w:t>
+      </w:r>
+    </w:p>
+    <w:p>
+      <w:pPr>
+        <w:spacing w:after="120" w:line="276"/>
+        <w:ind w:left="340"/>
+        <w:jc w:val="both"/>
+      </w:pPr>
+      <w:r>
+        <w:rPr>
+          <w:sz w:val="22"/>
+          <w:szCs w:val="22"/>
+        </w:rPr>
+        <w:t xml:space="preserve">г) уведомить Компанию о ставшем известном факте утраты или несанкционированного раскрытия Конфиденциальной информации в течение 3 (трёх) рабочих дней;</w:t>
+      </w:r>
+    </w:p>
+    <w:p>
+      <w:pPr>
+        <w:spacing w:after="120" w:line="276"/>
+        <w:ind w:left="340"/>
+        <w:jc w:val="both"/>
+      </w:pPr>
+      <w:r>
+        <w:rPr>
+          <w:sz w:val="22"/>
+          <w:szCs w:val="22"/>
+        </w:rPr>
+        <w:t xml:space="preserve">д) по требованию Компании возвратить или уничтожить носители Конфиденциальной информации в порядке раздела 9.</w:t>
       </w:r>
     </w:p>
     <w:p>
@@ -820,7 +854,7 @@
           <w:sz w:val="22"/>
           <w:szCs w:val="22"/>
         </w:rPr>
-        <w:t xml:space="preserve"> Исполнитель обрабатывает персональные данные в объёме и целях, необходимых для Проекта, обеспечивает их конфиденциальность и безопасность и прекращает обработку по требованию Компании либо по завершении Проекта.</w:t>
+        <w:t xml:space="preserve"> Исполнитель не использует Конфиденциальную информацию для собственной коммерческой деятельности, не связанной с Проектом, и не передаёт её конкурентам Компании.</w:t>
       </w:r>
     </w:p>
     <w:p>
@@ -842,29 +876,7 @@
           <w:sz w:val="22"/>
           <w:szCs w:val="22"/>
         </w:rPr>
-        <w:t xml:space="preserve"> Стороны стремятся к передаче обезличенных данных везде, где это не препятствует выполнению Проекта.</w:t>
-      </w:r>
-    </w:p>
-    <w:p>
-      <w:pPr>
-        <w:spacing w:after="120" w:line="276"/>
-        <w:jc w:val="both"/>
-      </w:pPr>
-      <w:r>
-        <w:rPr>
-          <w:b/>
-          <w:bCs/>
-          <w:sz w:val="22"/>
-          <w:szCs w:val="22"/>
-        </w:rPr>
-        <w:t xml:space="preserve">5.4.</w:t>
-      </w:r>
-      <w:r>
-        <w:rPr>
-          <w:sz w:val="22"/>
-          <w:szCs w:val="22"/>
-        </w:rPr>
-        <w:t xml:space="preserve"> Компания заверяет Исполнителя (статья 431.2 Гражданского кодекса Российской Федерации), что вправе передавать Исполнителю сведения и документы, предоставляемые по настоящему Соглашению, и что в отношении передаваемых персональных данных получены необходимые согласия субъектов и имеются законные основания обработки. Ответственность перед субъектами персональных данных и контролирующими органами за правомерность самой передачи несёт Компания.</w:t>
+        <w:t xml:space="preserve"> Исполнитель вправе использовать в своей деятельности собственные методики, шаблоны, наработки, а также общие профессиональные знания, навыки и опыт, приобретённые в ходе Проекта, если это не связано с раскрытием Конфиденциальной информации Компании.</w:t>
       </w:r>
     </w:p>
     <w:p>
@@ -879,7 +891,7 @@
           <w:sz w:val="24"/>
           <w:szCs w:val="24"/>
         </w:rPr>
-        <w:t xml:space="preserve">6. Использование ИИ-сервисов и облачных инструментов</w:t>
+        <w:t xml:space="preserve">6. Использование ИИ-сервисов и рабочих инструментов</w:t>
       </w:r>
     </w:p>
     <w:p>
@@ -901,7 +913,7 @@
           <w:sz w:val="22"/>
           <w:szCs w:val="22"/>
         </w:rPr>
-        <w:t xml:space="preserve"> Стороны признают, что выполнение Проекта предполагает использование Исполнителем внешних сервисов на основе искусственного интеллекта и облачных инструментов обработки данных.</w:t>
+        <w:t xml:space="preserve"> Стороны признают, что выполнение Проекта предполагает использование Исполнителем внешних сервисов на основе искусственного интеллекта, облачных хранилищ, сред разработки и инструментов автоматизации. Без таких инструментов Проект не выполняется.</w:t>
       </w:r>
     </w:p>
     <w:p>
@@ -923,6 +935,98 @@
           <w:sz w:val="22"/>
           <w:szCs w:val="22"/>
         </w:rPr>
+        <w:t xml:space="preserve"> Исполнитель использует инструменты следующих категорий:</w:t>
+      </w:r>
+    </w:p>
+    <w:p>
+      <w:pPr>
+        <w:spacing w:after="120" w:line="276"/>
+        <w:ind w:left="340"/>
+        <w:jc w:val="both"/>
+      </w:pPr>
+      <w:r>
+        <w:rPr>
+          <w:sz w:val="22"/>
+          <w:szCs w:val="22"/>
+        </w:rPr>
+        <w:t xml:space="preserve">а) сервисы генеративного искусственного интеллекта и работы с текстом (в том числе Claude, ChatGPT, Gemini, GigaChat, YandexGPT);</w:t>
+      </w:r>
+    </w:p>
+    <w:p>
+      <w:pPr>
+        <w:spacing w:after="120" w:line="276"/>
+        <w:ind w:left="340"/>
+        <w:jc w:val="both"/>
+      </w:pPr>
+      <w:r>
+        <w:rPr>
+          <w:sz w:val="22"/>
+          <w:szCs w:val="22"/>
+        </w:rPr>
+        <w:t xml:space="preserve">б) среды разработки и написания кода с поддержкой искусственного интеллекта (в том числе Cursor, Claude Code, Visual Studio Code);</w:t>
+      </w:r>
+    </w:p>
+    <w:p>
+      <w:pPr>
+        <w:spacing w:after="120" w:line="276"/>
+        <w:ind w:left="340"/>
+        <w:jc w:val="both"/>
+      </w:pPr>
+      <w:r>
+        <w:rPr>
+          <w:sz w:val="22"/>
+          <w:szCs w:val="22"/>
+        </w:rPr>
+        <w:t xml:space="preserve">в) инструменты автоматизации и интеграции (в том числе n8n, Make, Albato, интеграционные модули CRM);</w:t>
+      </w:r>
+    </w:p>
+    <w:p>
+      <w:pPr>
+        <w:spacing w:after="120" w:line="276"/>
+        <w:ind w:left="340"/>
+        <w:jc w:val="both"/>
+      </w:pPr>
+      <w:r>
+        <w:rPr>
+          <w:sz w:val="22"/>
+          <w:szCs w:val="22"/>
+        </w:rPr>
+        <w:t xml:space="preserve">г) облачные хранилища, таск-трекеры и системы ведения базы знаний;</w:t>
+      </w:r>
+    </w:p>
+    <w:p>
+      <w:pPr>
+        <w:spacing w:after="120" w:line="276"/>
+        <w:ind w:left="340"/>
+        <w:jc w:val="both"/>
+      </w:pPr>
+      <w:r>
+        <w:rPr>
+          <w:sz w:val="22"/>
+          <w:szCs w:val="22"/>
+        </w:rPr>
+        <w:t xml:space="preserve">д) инструменты расшифровки аудио- и видеозаписей рабочих встреч.</w:t>
+      </w:r>
+    </w:p>
+    <w:p>
+      <w:pPr>
+        <w:spacing w:after="120" w:line="276"/>
+        <w:jc w:val="both"/>
+      </w:pPr>
+      <w:r>
+        <w:rPr>
+          <w:b/>
+          <w:bCs/>
+          <w:sz w:val="22"/>
+          <w:szCs w:val="22"/>
+        </w:rPr>
+        <w:t xml:space="preserve">6.3.</w:t>
+      </w:r>
+      <w:r>
+        <w:rPr>
+          <w:sz w:val="22"/>
+          <w:szCs w:val="22"/>
+        </w:rPr>
         <w:t xml:space="preserve"> Исполнитель вправе обрабатывать Конфиденциальную информацию в таких сервисах при одновременном соблюдении условий:</w:t>
       </w:r>
     </w:p>
@@ -937,57 +1041,145 @@
           <w:sz w:val="22"/>
           <w:szCs w:val="22"/>
         </w:rPr>
-        <w:t xml:space="preserve">а) используются тарифы и режимы, при которых поставщик сервиса не использует передаваемые данные для обучения своих моделей, либо такая опция отключена;</w:t>
-      </w:r>
-    </w:p>
-    <w:p>
-      <w:pPr>
-        <w:spacing w:after="120" w:line="276"/>
-        <w:ind w:left="340"/>
-        <w:jc w:val="both"/>
-      </w:pPr>
-      <w:r>
-        <w:rPr>
-          <w:sz w:val="22"/>
-          <w:szCs w:val="22"/>
-        </w:rPr>
-        <w:t xml:space="preserve">б) в сервисы, не отвечающие требованию подпункта «а», передаются только обезличенные данные;</w:t>
-      </w:r>
-    </w:p>
-    <w:p>
-      <w:pPr>
-        <w:spacing w:after="120" w:line="276"/>
-        <w:ind w:left="340"/>
-        <w:jc w:val="both"/>
-      </w:pPr>
-      <w:r>
-        <w:rPr>
-          <w:sz w:val="22"/>
-          <w:szCs w:val="22"/>
-        </w:rPr>
-        <w:t xml:space="preserve">в) персональные данные и сведения, прямо отнесённые Компанией к особо чувствительным, в такие сервисы не передаются без письменного согласия Компании.</w:t>
-      </w:r>
-    </w:p>
-    <w:p>
-      <w:pPr>
-        <w:spacing w:after="120" w:line="276"/>
-        <w:jc w:val="both"/>
-      </w:pPr>
-      <w:r>
-        <w:rPr>
-          <w:b/>
-          <w:bCs/>
-          <w:sz w:val="22"/>
-          <w:szCs w:val="22"/>
-        </w:rPr>
-        <w:t xml:space="preserve">6.3.</w:t>
-      </w:r>
-      <w:r>
-        <w:rPr>
-          <w:sz w:val="22"/>
-          <w:szCs w:val="22"/>
-        </w:rPr>
-        <w:t xml:space="preserve"> По запросу Компании Исполнитель раскрывает перечень используемых в Проекте сервисов.</w:t>
+        <w:t xml:space="preserve">а) используются платные, корпоративные или программные (API) тарифы, при которых поставщик сервиса не использует передаваемые данные для обучения своих моделей, либо такая опция отключена в настройках;</w:t>
+      </w:r>
+    </w:p>
+    <w:p>
+      <w:pPr>
+        <w:spacing w:after="120" w:line="276"/>
+        <w:ind w:left="340"/>
+        <w:jc w:val="both"/>
+      </w:pPr>
+      <w:r>
+        <w:rPr>
+          <w:sz w:val="22"/>
+          <w:szCs w:val="22"/>
+        </w:rPr>
+        <w:t xml:space="preserve">б) в сервисы, не отвечающие требованию подпункта «а», в том числе в бесплатные и личные учётные записи, Конфиденциальная информация не передаётся;</w:t>
+      </w:r>
+    </w:p>
+    <w:p>
+      <w:pPr>
+        <w:spacing w:after="120" w:line="276"/>
+        <w:ind w:left="340"/>
+        <w:jc w:val="both"/>
+      </w:pPr>
+      <w:r>
+        <w:rPr>
+          <w:sz w:val="22"/>
+          <w:szCs w:val="22"/>
+        </w:rPr>
+        <w:t xml:space="preserve">в) доступ к рабочим учётным записям защищён паролем и двухфакторной аутентификацией.</w:t>
+      </w:r>
+    </w:p>
+    <w:p>
+      <w:pPr>
+        <w:spacing w:after="120" w:line="276"/>
+        <w:jc w:val="both"/>
+      </w:pPr>
+      <w:r>
+        <w:rPr>
+          <w:b/>
+          <w:bCs/>
+          <w:sz w:val="22"/>
+          <w:szCs w:val="22"/>
+        </w:rPr>
+        <w:t xml:space="preserve">6.4.</w:t>
+      </w:r>
+      <w:r>
+        <w:rPr>
+          <w:sz w:val="22"/>
+          <w:szCs w:val="22"/>
+        </w:rPr>
+        <w:t xml:space="preserve"> Персональные данные в сервисы искусственного интеллекта не загружаются. Для работы используются обезличенные данные. Исключение возможно только с предварительного письменного согласия Компании.</w:t>
+      </w:r>
+    </w:p>
+    <w:p>
+      <w:pPr>
+        <w:spacing w:after="120" w:line="276"/>
+        <w:jc w:val="both"/>
+      </w:pPr>
+      <w:r>
+        <w:rPr>
+          <w:b/>
+          <w:bCs/>
+          <w:sz w:val="22"/>
+          <w:szCs w:val="22"/>
+        </w:rPr>
+        <w:t xml:space="preserve">6.5.</w:t>
+      </w:r>
+      <w:r>
+        <w:rPr>
+          <w:sz w:val="22"/>
+          <w:szCs w:val="22"/>
+        </w:rPr>
+        <w:t xml:space="preserve"> Сведения, прямо отнесённые Компанией к особо чувствительным (в том числе данные о ценах закупки, условиях работы с конкретными контрагентами, содержание договоров), обрабатываются в сервисах, серверы которых расположены на территории Российской Федерации, либо в обезличенном виде.</w:t>
+      </w:r>
+    </w:p>
+    <w:p>
+      <w:pPr>
+        <w:spacing w:after="120" w:line="276"/>
+        <w:jc w:val="both"/>
+      </w:pPr>
+      <w:r>
+        <w:rPr>
+          <w:b/>
+          <w:bCs/>
+          <w:sz w:val="22"/>
+          <w:szCs w:val="22"/>
+        </w:rPr>
+        <w:t xml:space="preserve">6.6.</w:t>
+      </w:r>
+      <w:r>
+        <w:rPr>
+          <w:sz w:val="22"/>
+          <w:szCs w:val="22"/>
+        </w:rPr>
+        <w:t xml:space="preserve"> Расшифровка записей рабочих встреч выполняется локально на оборудовании Исполнителя либо в сервисах, отвечающих требованиям пп. 6.3–6.5.</w:t>
+      </w:r>
+    </w:p>
+    <w:p>
+      <w:pPr>
+        <w:spacing w:after="120" w:line="276"/>
+        <w:jc w:val="both"/>
+      </w:pPr>
+      <w:r>
+        <w:rPr>
+          <w:b/>
+          <w:bCs/>
+          <w:sz w:val="22"/>
+          <w:szCs w:val="22"/>
+        </w:rPr>
+        <w:t xml:space="preserve">6.7.</w:t>
+      </w:r>
+      <w:r>
+        <w:rPr>
+          <w:sz w:val="22"/>
+          <w:szCs w:val="22"/>
+        </w:rPr>
+        <w:t xml:space="preserve"> Исполнитель не публикует в открытом доступе переписку с сервисами искусственного интеллекта, содержащую Конфиденциальную информацию, не использует её в демонстрационных и учебных целях без обезличивания и письменного согласия Компании.</w:t>
+      </w:r>
+    </w:p>
+    <w:p>
+      <w:pPr>
+        <w:spacing w:after="120" w:line="276"/>
+        <w:jc w:val="both"/>
+      </w:pPr>
+      <w:r>
+        <w:rPr>
+          <w:b/>
+          <w:bCs/>
+          <w:sz w:val="22"/>
+          <w:szCs w:val="22"/>
+        </w:rPr>
+        <w:t xml:space="preserve">6.8.</w:t>
+      </w:r>
+      <w:r>
+        <w:rPr>
+          <w:sz w:val="22"/>
+          <w:szCs w:val="22"/>
+        </w:rPr>
+        <w:t xml:space="preserve"> По запросу Компании Исполнитель в течение 5 (пяти) рабочих дней предоставляет перечень сервисов, фактически используемых в Проекте, с указанием тарифа и режима обработки данных. Компания вправе мотивированно потребовать замены конкретного сервиса; такая замена согласовывается Сторонами с учётом технической возможности.</w:t>
       </w:r>
     </w:p>
     <w:p>
@@ -1002,7 +1194,7 @@
           <w:sz w:val="24"/>
           <w:szCs w:val="24"/>
         </w:rPr>
-        <w:t xml:space="preserve">7. Исключения из режима конфиденциальности</w:t>
+        <w:t xml:space="preserve">7. Обработка персональных данных</w:t>
       </w:r>
     </w:p>
     <w:p>
@@ -1024,63 +1216,7 @@
           <w:sz w:val="22"/>
           <w:szCs w:val="22"/>
         </w:rPr>
-        <w:t xml:space="preserve"> Не является нарушением Соглашения раскрытие информации, которая:</w:t>
-      </w:r>
-    </w:p>
-    <w:p>
-      <w:pPr>
-        <w:spacing w:after="120" w:line="276"/>
-        <w:ind w:left="340"/>
-        <w:jc w:val="both"/>
-      </w:pPr>
-      <w:r>
-        <w:rPr>
-          <w:sz w:val="22"/>
-          <w:szCs w:val="22"/>
-        </w:rPr>
-        <w:t xml:space="preserve">а) на момент раскрытия являлась общедоступной не по вине Исполнителя;</w:t>
-      </w:r>
-    </w:p>
-    <w:p>
-      <w:pPr>
-        <w:spacing w:after="120" w:line="276"/>
-        <w:ind w:left="340"/>
-        <w:jc w:val="both"/>
-      </w:pPr>
-      <w:r>
-        <w:rPr>
-          <w:sz w:val="22"/>
-          <w:szCs w:val="22"/>
-        </w:rPr>
-        <w:t xml:space="preserve">б) была законно известна Исполнителю до её получения от Компании, что подтверждается документально;</w:t>
-      </w:r>
-    </w:p>
-    <w:p>
-      <w:pPr>
-        <w:spacing w:after="120" w:line="276"/>
-        <w:ind w:left="340"/>
-        <w:jc w:val="both"/>
-      </w:pPr>
-      <w:r>
-        <w:rPr>
-          <w:sz w:val="22"/>
-          <w:szCs w:val="22"/>
-        </w:rPr>
-        <w:t xml:space="preserve">в) получена от третьего лица, не связанного обязательством о конфиденциальности;</w:t>
-      </w:r>
-    </w:p>
-    <w:p>
-      <w:pPr>
-        <w:spacing w:after="120" w:line="276"/>
-        <w:ind w:left="340"/>
-        <w:jc w:val="both"/>
-      </w:pPr>
-      <w:r>
-        <w:rPr>
-          <w:sz w:val="22"/>
-          <w:szCs w:val="22"/>
-        </w:rPr>
-        <w:t xml:space="preserve">г) подлежит раскрытию по требованию суда или уполномоченного государственного органа в объёме такого требования, при условии уведомления Компании в течение 3 (трёх) рабочих дней, если такое уведомление не запрещено законом.</w:t>
+        <w:t xml:space="preserve"> Если в составе Конфиденциальной информации передаются персональные данные, Компания выступает оператором, а Исполнитель — лицом, осуществляющим обработку персональных данных по поручению оператора (часть 3 статьи 6 Федерального закона от 27.07.2006 № 152-ФЗ).</w:t>
       </w:r>
     </w:p>
     <w:p>
@@ -1102,7 +1238,73 @@
           <w:sz w:val="22"/>
           <w:szCs w:val="22"/>
         </w:rPr>
-        <w:t xml:space="preserve"> Исполнитель вправе упоминать факт сотрудничества с Компанией в портфолио и коммерческих материалах, а также использовать обезличенные результаты Проекта, если это не раскрывает Конфиденциальную информацию. Публикация развёрнутого описания Проекта с цифрами и деталями бизнес-процессов Компании производится после письменного согласования текста с Компанией.</w:t>
+        <w:t xml:space="preserve"> Исполнитель обрабатывает персональные данные в объёме и целях, необходимых для Проекта, обеспечивает их конфиденциальность и безопасность и прекращает обработку по требованию Компании либо по завершении Проекта.</w:t>
+      </w:r>
+    </w:p>
+    <w:p>
+      <w:pPr>
+        <w:spacing w:after="120" w:line="276"/>
+        <w:jc w:val="both"/>
+      </w:pPr>
+      <w:r>
+        <w:rPr>
+          <w:b/>
+          <w:bCs/>
+          <w:sz w:val="22"/>
+          <w:szCs w:val="22"/>
+        </w:rPr>
+        <w:t xml:space="preserve">7.3.</w:t>
+      </w:r>
+      <w:r>
+        <w:rPr>
+          <w:sz w:val="22"/>
+          <w:szCs w:val="22"/>
+        </w:rPr>
+        <w:t xml:space="preserve"> Стороны стремятся к передаче обезличенных данных везде, где это не препятствует выполнению Проекта.</w:t>
+      </w:r>
+    </w:p>
+    <w:p>
+      <w:pPr>
+        <w:spacing w:after="120" w:line="276"/>
+        <w:jc w:val="both"/>
+      </w:pPr>
+      <w:r>
+        <w:rPr>
+          <w:b/>
+          <w:bCs/>
+          <w:sz w:val="22"/>
+          <w:szCs w:val="22"/>
+        </w:rPr>
+        <w:t xml:space="preserve">7.4.</w:t>
+      </w:r>
+      <w:r>
+        <w:rPr>
+          <w:sz w:val="22"/>
+          <w:szCs w:val="22"/>
+        </w:rPr>
+        <w:t xml:space="preserve"> Трансграничная передача персональных данных Исполнителем не производится.</w:t>
+      </w:r>
+    </w:p>
+    <w:p>
+      <w:pPr>
+        <w:spacing w:after="120" w:line="276"/>
+        <w:jc w:val="both"/>
+      </w:pPr>
+      <w:r>
+        <w:rPr>
+          <w:b/>
+          <w:bCs/>
+          <w:sz w:val="22"/>
+          <w:szCs w:val="22"/>
+        </w:rPr>
+        <w:t xml:space="preserve">7.5.</w:t>
+      </w:r>
+      <w:r>
+        <w:rPr>
+          <w:sz w:val="22"/>
+          <w:szCs w:val="22"/>
+        </w:rPr>
+        <w:t xml:space="preserve"> Компания заверяет Исполнителя (статья 431.2 Гражданского кодекса Российской Федерации), что вправе передавать Исполнителю сведения и документы, предоставляемые по настоящему Соглашению, и что в отношении передаваемых персональных данных получены необходимые согласия субъектов и имеются законные основания обработки. Ответственность перед субъектами персональных данных и контролирующими органами за правомерность самой передачи несёт Компания.</w:t>
       </w:r>
     </w:p>
     <w:p>
@@ -1117,7 +1319,7 @@
           <w:sz w:val="24"/>
           <w:szCs w:val="24"/>
         </w:rPr>
-        <w:t xml:space="preserve">8. Возврат и уничтожение информации</w:t>
+        <w:t xml:space="preserve">8. Исключения из режима конфиденциальности</w:t>
       </w:r>
     </w:p>
     <w:p>
@@ -1139,7 +1341,63 @@
           <w:sz w:val="22"/>
           <w:szCs w:val="22"/>
         </w:rPr>
-        <w:t xml:space="preserve"> В течение 10 (десяти) рабочих дней с даты получения письменного требования Компании либо с даты завершения Проекта Исполнитель возвращает оригиналы носителей Конфиденциальной информации, удаляет её копии из своих систем и систем Уполномоченных лиц и обеспечивает отзыв выданных доступов.</w:t>
+        <w:t xml:space="preserve"> Не является нарушением Соглашения раскрытие информации, которая:</w:t>
+      </w:r>
+    </w:p>
+    <w:p>
+      <w:pPr>
+        <w:spacing w:after="120" w:line="276"/>
+        <w:ind w:left="340"/>
+        <w:jc w:val="both"/>
+      </w:pPr>
+      <w:r>
+        <w:rPr>
+          <w:sz w:val="22"/>
+          <w:szCs w:val="22"/>
+        </w:rPr>
+        <w:t xml:space="preserve">а) на момент раскрытия являлась общедоступной не по вине Исполнителя;</w:t>
+      </w:r>
+    </w:p>
+    <w:p>
+      <w:pPr>
+        <w:spacing w:after="120" w:line="276"/>
+        <w:ind w:left="340"/>
+        <w:jc w:val="both"/>
+      </w:pPr>
+      <w:r>
+        <w:rPr>
+          <w:sz w:val="22"/>
+          <w:szCs w:val="22"/>
+        </w:rPr>
+        <w:t xml:space="preserve">б) была законно известна Исполнителю до её получения от Компании, что подтверждается документально;</w:t>
+      </w:r>
+    </w:p>
+    <w:p>
+      <w:pPr>
+        <w:spacing w:after="120" w:line="276"/>
+        <w:ind w:left="340"/>
+        <w:jc w:val="both"/>
+      </w:pPr>
+      <w:r>
+        <w:rPr>
+          <w:sz w:val="22"/>
+          <w:szCs w:val="22"/>
+        </w:rPr>
+        <w:t xml:space="preserve">в) получена от третьего лица, не связанного обязательством о конфиденциальности;</w:t>
+      </w:r>
+    </w:p>
+    <w:p>
+      <w:pPr>
+        <w:spacing w:after="120" w:line="276"/>
+        <w:ind w:left="340"/>
+        <w:jc w:val="both"/>
+      </w:pPr>
+      <w:r>
+        <w:rPr>
+          <w:sz w:val="22"/>
+          <w:szCs w:val="22"/>
+        </w:rPr>
+        <w:t xml:space="preserve">г) подлежит раскрытию по требованию суда или уполномоченного государственного органа в объёме такого требования, при условии уведомления Компании в течение 3 (трёх) рабочих дней, если такое уведомление не запрещено законом.</w:t>
       </w:r>
     </w:p>
     <w:p>
@@ -1161,29 +1419,7 @@
           <w:sz w:val="22"/>
           <w:szCs w:val="22"/>
         </w:rPr>
-        <w:t xml:space="preserve"> Исполнитель вправе сохранить один архивный экземпляр материалов Проекта в объёме, необходимом для подтверждения выполненных работ и соблюдения требований законодательства. В отношении такого экземпляра режим конфиденциальности действует до истечения срока по п. 9.2.</w:t>
-      </w:r>
-    </w:p>
-    <w:p>
-      <w:pPr>
-        <w:spacing w:after="120" w:line="276"/>
-        <w:jc w:val="both"/>
-      </w:pPr>
-      <w:r>
-        <w:rPr>
-          <w:b/>
-          <w:bCs/>
-          <w:sz w:val="22"/>
-          <w:szCs w:val="22"/>
-        </w:rPr>
-        <w:t xml:space="preserve">8.3.</w:t>
-      </w:r>
-      <w:r>
-        <w:rPr>
-          <w:sz w:val="22"/>
-          <w:szCs w:val="22"/>
-        </w:rPr>
-        <w:t xml:space="preserve"> Факт уничтожения подтверждается уведомлением Исполнителя в свободной форме, направленным по адресам, указанным в разделе 13.</w:t>
+        <w:t xml:space="preserve"> Исполнитель вправе упоминать факт сотрудничества с Компанией в портфолио и коммерческих материалах, а также использовать обезличенные результаты Проекта, если это не раскрывает Конфиденциальную информацию. Публикация развёрнутого описания Проекта с цифрами и деталями бизнес-процессов Компании производится после письменного согласования текста с Компанией.</w:t>
       </w:r>
     </w:p>
     <w:p>
@@ -1198,7 +1434,7 @@
           <w:sz w:val="24"/>
           <w:szCs w:val="24"/>
         </w:rPr>
-        <w:t xml:space="preserve">9. Срок действия</w:t>
+        <w:t xml:space="preserve">9. Возврат и уничтожение информации</w:t>
       </w:r>
     </w:p>
     <w:p>
@@ -1220,7 +1456,7 @@
           <w:sz w:val="22"/>
           <w:szCs w:val="22"/>
         </w:rPr>
-        <w:t xml:space="preserve"> Соглашение вступает в силу с даты подписания и действует до завершения Проекта.</w:t>
+        <w:t xml:space="preserve"> В течение 10 (десяти) рабочих дней с даты получения письменного требования Компании либо с даты завершения Проекта Исполнитель возвращает оригиналы носителей Конфиденциальной информации, удаляет её копии из своих систем и систем Уполномоченных лиц и обеспечивает отзыв выданных доступов.</w:t>
       </w:r>
     </w:p>
     <w:p>
@@ -1242,7 +1478,7 @@
           <w:sz w:val="22"/>
           <w:szCs w:val="22"/>
         </w:rPr>
-        <w:t xml:space="preserve"> Обязательства по неразглашению сохраняют силу в течение 3 (трёх) лет с даты завершения Проекта или расторжения настоящего Соглашения, в зависимости от того, что наступит раньше.</w:t>
+        <w:t xml:space="preserve"> Исполнитель вправе сохранить один архивный экземпляр материалов Проекта в объёме, необходимом для подтверждения выполненных работ и соблюдения требований законодательства. В отношении такого экземпляра режим конфиденциальности действует до истечения срока по п. 10.2.</w:t>
       </w:r>
     </w:p>
     <w:p>
@@ -1264,7 +1500,7 @@
           <w:sz w:val="22"/>
           <w:szCs w:val="22"/>
         </w:rPr>
-        <w:t xml:space="preserve"> Прекращение Соглашения не освобождает Стороны от ответственности за нарушения, допущенные в период его действия.</w:t>
+        <w:t xml:space="preserve"> Факт уничтожения подтверждается уведомлением Исполнителя в свободной форме, направленным по адресам, указанным в разделе 14.</w:t>
       </w:r>
     </w:p>
     <w:p>
@@ -1279,7 +1515,7 @@
           <w:sz w:val="24"/>
           <w:szCs w:val="24"/>
         </w:rPr>
-        <w:t xml:space="preserve">10. Ответственность</w:t>
+        <w:t xml:space="preserve">10. Срок действия</w:t>
       </w:r>
     </w:p>
     <w:p>
@@ -1301,23 +1537,7 @@
           <w:sz w:val="22"/>
           <w:szCs w:val="22"/>
         </w:rPr>
-        <w:t xml:space="preserve"> За разглашение Конфиденциальной информации, допущенное Исполнителем или Уполномоченным лицом, Исполнитель по письменному требованию Компании уплачивает штраф в размере </w:t>
-      </w:r>
-      <w:r>
-        <w:rPr>
-          <w:b/>
-          <w:bCs/>
-          <w:sz w:val="22"/>
-          <w:szCs w:val="22"/>
-        </w:rPr>
-        <w:t xml:space="preserve">50 000 (пятьдесят тысяч) рублей</w:t>
-      </w:r>
-      <w:r>
-        <w:rPr>
-          <w:sz w:val="22"/>
-          <w:szCs w:val="22"/>
-        </w:rPr>
-        <w:t xml:space="preserve"> за каждый доказанный случай разглашения.</w:t>
+        <w:t xml:space="preserve"> Соглашение вступает в силу с даты подписания и действует до завершения Проекта.</w:t>
       </w:r>
     </w:p>
     <w:p>
@@ -1339,95 +1559,29 @@
           <w:sz w:val="22"/>
           <w:szCs w:val="22"/>
         </w:rPr>
-        <w:t xml:space="preserve"> Штраф носит зачётный характер: убытки Компании возмещаются в части, не покрытой штрафом, и только в размере реального ущерба, подтверждённого документально.</w:t>
-      </w:r>
-    </w:p>
-    <w:p>
-      <w:pPr>
-        <w:spacing w:after="120" w:line="276"/>
-        <w:jc w:val="both"/>
-      </w:pPr>
-      <w:r>
-        <w:rPr>
-          <w:b/>
-          <w:bCs/>
-          <w:sz w:val="22"/>
-          <w:szCs w:val="22"/>
-        </w:rPr>
-        <w:t xml:space="preserve">10.3. Совокупная ответственность Исполнителя по настоящему Соглашению, включая штрафы и возмещение убытков, ограничена суммой 100 000 (сто тысяч) рублей за весь срок действия Соглашения.</w:t>
-      </w:r>
-      <w:r>
-        <w:rPr>
-          <w:sz w:val="22"/>
-          <w:szCs w:val="22"/>
-        </w:rPr>
-        <w:t xml:space="preserve"> Указанное ограничение не применяется в случаях, когда ограничение ответственности не допускается законодательством Российской Федерации.</w:t>
-      </w:r>
-    </w:p>
-    <w:p>
-      <w:pPr>
-        <w:spacing w:after="120" w:line="276"/>
-        <w:jc w:val="both"/>
-      </w:pPr>
-      <w:r>
-        <w:rPr>
-          <w:b/>
-          <w:bCs/>
-          <w:sz w:val="22"/>
-          <w:szCs w:val="22"/>
-        </w:rPr>
-        <w:t xml:space="preserve">10.4.</w:t>
-      </w:r>
-      <w:r>
-        <w:rPr>
-          <w:sz w:val="22"/>
-          <w:szCs w:val="22"/>
-        </w:rPr>
-        <w:t xml:space="preserve"> Упущенная выгода, косвенные убытки, а также репутационный вред возмещению не подлежат.</w:t>
-      </w:r>
-    </w:p>
-    <w:p>
-      <w:pPr>
-        <w:spacing w:after="120" w:line="276"/>
-        <w:jc w:val="both"/>
-      </w:pPr>
-      <w:r>
-        <w:rPr>
-          <w:b/>
-          <w:bCs/>
-          <w:sz w:val="22"/>
-          <w:szCs w:val="22"/>
-        </w:rPr>
-        <w:t xml:space="preserve">10.5.</w:t>
-      </w:r>
-      <w:r>
-        <w:rPr>
-          <w:sz w:val="22"/>
-          <w:szCs w:val="22"/>
-        </w:rPr>
-        <w:t xml:space="preserve"> Ответственность Исполнителя не наступает, если раскрытие произошло вследствие действий самой Компании, её работников или подрядчиков, а также вследствие обстоятельств непреодолимой силы.</w:t>
-      </w:r>
-    </w:p>
-    <w:p>
-      <w:pPr>
-        <w:spacing w:after="120" w:line="276"/>
-        <w:jc w:val="both"/>
-      </w:pPr>
-      <w:r>
-        <w:rPr>
-          <w:b/>
-          <w:bCs/>
-          <w:sz w:val="22"/>
-          <w:szCs w:val="22"/>
-        </w:rPr>
-        <w:t xml:space="preserve">10.6.</w:t>
-      </w:r>
-      <w:r>
-        <w:rPr>
-          <w:sz w:val="22"/>
-          <w:szCs w:val="22"/>
-        </w:rPr>
-        <w:t xml:space="preserve"> Стороны освобождаются от ответственности за неисполнение обязательств, вызванное обстоятельствами непреодолимой силы. Сторона, для которой наступили такие обстоятельства, уведомляет другую Сторону в течение 10 (десяти) рабочих дней.</w:t>
+        <w:t xml:space="preserve"> Обязательства по неразглашению сохраняют силу в течение 3 (трёх) лет с даты завершения Проекта или расторжения настоящего Соглашения, в зависимости от того, что наступит раньше.</w:t>
+      </w:r>
+    </w:p>
+    <w:p>
+      <w:pPr>
+        <w:spacing w:after="120" w:line="276"/>
+        <w:jc w:val="both"/>
+      </w:pPr>
+      <w:r>
+        <w:rPr>
+          <w:b/>
+          <w:bCs/>
+          <w:sz w:val="22"/>
+          <w:szCs w:val="22"/>
+        </w:rPr>
+        <w:t xml:space="preserve">10.3.</w:t>
+      </w:r>
+      <w:r>
+        <w:rPr>
+          <w:sz w:val="22"/>
+          <w:szCs w:val="22"/>
+        </w:rPr>
+        <w:t xml:space="preserve"> Прекращение Соглашения не освобождает Стороны от ответственности за нарушения, допущенные в период его действия.</w:t>
       </w:r>
     </w:p>
     <w:p>
@@ -1442,7 +1596,7 @@
           <w:sz w:val="24"/>
           <w:szCs w:val="24"/>
         </w:rPr>
-        <w:t xml:space="preserve">11. Разрешение споров</w:t>
+        <w:t xml:space="preserve">11. Ответственность</w:t>
       </w:r>
     </w:p>
     <w:p>
@@ -1464,7 +1618,23 @@
           <w:sz w:val="22"/>
           <w:szCs w:val="22"/>
         </w:rPr>
-        <w:t xml:space="preserve"> Досудебный порядок урегулирования спора обязателен. Претензия направляется в письменной форме, в том числе на адрес электронной почты Стороны, указанный в разделе 13.</w:t>
+        <w:t xml:space="preserve"> За разглашение Конфиденциальной информации, допущенное Исполнителем или Уполномоченным лицом, Исполнитель по письменному требованию Компании уплачивает штраф в размере </w:t>
+      </w:r>
+      <w:r>
+        <w:rPr>
+          <w:b/>
+          <w:bCs/>
+          <w:sz w:val="22"/>
+          <w:szCs w:val="22"/>
+        </w:rPr>
+        <w:t xml:space="preserve">50 000 (пятьдесят тысяч) рублей</w:t>
+      </w:r>
+      <w:r>
+        <w:rPr>
+          <w:sz w:val="22"/>
+          <w:szCs w:val="22"/>
+        </w:rPr>
+        <w:t xml:space="preserve"> за каждый доказанный случай разглашения.</w:t>
       </w:r>
     </w:p>
     <w:p>
@@ -1486,29 +1656,117 @@
           <w:sz w:val="22"/>
           <w:szCs w:val="22"/>
         </w:rPr>
-        <w:t xml:space="preserve"> Срок ответа на претензию — 10 (десять) рабочих дней с момента её получения. Спор, не урегулированный путём переговоров, передаётся на рассмотрение в Арбитражный суд Ивановской области.</w:t>
-      </w:r>
-    </w:p>
-    <w:p>
-      <w:pPr>
-        <w:spacing w:after="120" w:line="276"/>
-        <w:jc w:val="both"/>
-      </w:pPr>
-      <w:r>
-        <w:rPr>
-          <w:b/>
-          <w:bCs/>
-          <w:sz w:val="22"/>
-          <w:szCs w:val="22"/>
-        </w:rPr>
-        <w:t xml:space="preserve">11.3.</w:t>
-      </w:r>
-      <w:r>
-        <w:rPr>
-          <w:sz w:val="22"/>
-          <w:szCs w:val="22"/>
-        </w:rPr>
-        <w:t xml:space="preserve"> К настоящему Соглашению применяется право Российской Федерации.</w:t>
+        <w:t xml:space="preserve"> Штраф носит зачётный характер: убытки Компании возмещаются в части, не покрытой штрафом, и только в размере реального ущерба, подтверждённого документально.</w:t>
+      </w:r>
+    </w:p>
+    <w:p>
+      <w:pPr>
+        <w:spacing w:after="120" w:line="276"/>
+        <w:jc w:val="both"/>
+      </w:pPr>
+      <w:r>
+        <w:rPr>
+          <w:b/>
+          <w:bCs/>
+          <w:sz w:val="22"/>
+          <w:szCs w:val="22"/>
+        </w:rPr>
+        <w:t xml:space="preserve">11.3. Совокупная ответственность Исполнителя по настоящему Соглашению, включая штрафы и возмещение убытков, ограничена суммой 100 000 (сто тысяч) рублей за весь срок действия Соглашения.</w:t>
+      </w:r>
+      <w:r>
+        <w:rPr>
+          <w:sz w:val="22"/>
+          <w:szCs w:val="22"/>
+        </w:rPr>
+        <w:t xml:space="preserve"> Указанное ограничение не применяется в случаях, когда ограничение ответственности не допускается законодательством Российской Федерации.</w:t>
+      </w:r>
+    </w:p>
+    <w:p>
+      <w:pPr>
+        <w:spacing w:after="120" w:line="276"/>
+        <w:jc w:val="both"/>
+      </w:pPr>
+      <w:r>
+        <w:rPr>
+          <w:b/>
+          <w:bCs/>
+          <w:sz w:val="22"/>
+          <w:szCs w:val="22"/>
+        </w:rPr>
+        <w:t xml:space="preserve">11.4.</w:t>
+      </w:r>
+      <w:r>
+        <w:rPr>
+          <w:sz w:val="22"/>
+          <w:szCs w:val="22"/>
+        </w:rPr>
+        <w:t xml:space="preserve"> Упущенная выгода, косвенные убытки, а также репутационный вред возмещению не подлежат.</w:t>
+      </w:r>
+    </w:p>
+    <w:p>
+      <w:pPr>
+        <w:spacing w:after="120" w:line="276"/>
+        <w:jc w:val="both"/>
+      </w:pPr>
+      <w:r>
+        <w:rPr>
+          <w:b/>
+          <w:bCs/>
+          <w:sz w:val="22"/>
+          <w:szCs w:val="22"/>
+        </w:rPr>
+        <w:t xml:space="preserve">11.5.</w:t>
+      </w:r>
+      <w:r>
+        <w:rPr>
+          <w:sz w:val="22"/>
+          <w:szCs w:val="22"/>
+        </w:rPr>
+        <w:t xml:space="preserve"> Ответственность Исполнителя не наступает, если раскрытие произошло вследствие действий самой Компании, её работников или подрядчиков, а также вследствие обстоятельств непреодолимой силы.</w:t>
+      </w:r>
+    </w:p>
+    <w:p>
+      <w:pPr>
+        <w:spacing w:after="120" w:line="276"/>
+        <w:jc w:val="both"/>
+      </w:pPr>
+      <w:r>
+        <w:rPr>
+          <w:b/>
+          <w:bCs/>
+          <w:sz w:val="22"/>
+          <w:szCs w:val="22"/>
+        </w:rPr>
+        <w:t xml:space="preserve">11.6.</w:t>
+      </w:r>
+      <w:r>
+        <w:rPr>
+          <w:sz w:val="22"/>
+          <w:szCs w:val="22"/>
+        </w:rPr>
+        <w:t xml:space="preserve"> Исполнитель не отвечает за инциденты на стороне поставщиков сервисов, использованных в соответствии с разделом 6, при условии соблюдения им требований указанного раздела.</w:t>
+      </w:r>
+    </w:p>
+    <w:p>
+      <w:pPr>
+        <w:spacing w:after="120" w:line="276"/>
+        <w:jc w:val="both"/>
+      </w:pPr>
+      <w:r>
+        <w:rPr>
+          <w:b/>
+          <w:bCs/>
+          <w:sz w:val="22"/>
+          <w:szCs w:val="22"/>
+        </w:rPr>
+        <w:t xml:space="preserve">11.7.</w:t>
+      </w:r>
+      <w:r>
+        <w:rPr>
+          <w:sz w:val="22"/>
+          <w:szCs w:val="22"/>
+        </w:rPr>
+        <w:t xml:space="preserve"> Стороны освобождаются от ответственности за неисполнение обязательств, вызванное обстоятельствами непреодолимой силы. Сторона, для которой наступили такие обстоятельства, уведомляет другую Сторону в течение 10 (десяти) рабочих дней.</w:t>
       </w:r>
     </w:p>
     <w:p>
@@ -1523,7 +1781,7 @@
           <w:sz w:val="24"/>
           <w:szCs w:val="24"/>
         </w:rPr>
-        <w:t xml:space="preserve">12. Прочие условия</w:t>
+        <w:t xml:space="preserve">12. Разрешение споров</w:t>
       </w:r>
     </w:p>
     <w:p>
@@ -1545,7 +1803,7 @@
           <w:sz w:val="22"/>
           <w:szCs w:val="22"/>
         </w:rPr>
-        <w:t xml:space="preserve"> Стороны признают юридическую силу документов и сообщений, которыми они обмениваются посредством систем электронного документооборота (Контур.Диадок, СБИС), подписанных усиленной квалифицированной электронной подписью.</w:t>
+        <w:t xml:space="preserve"> Досудебный порядок урегулирования спора обязателен. Претензия направляется в письменной форме, в том числе на адрес электронной почты Стороны, указанный в разделе 14.</w:t>
       </w:r>
     </w:p>
     <w:p>
@@ -1567,7 +1825,7 @@
           <w:sz w:val="22"/>
           <w:szCs w:val="22"/>
         </w:rPr>
-        <w:t xml:space="preserve"> До обмена документами в порядке п. 12.1 Стороны признают юридическую силу скан-копий подписанных документов, направленных с адресов электронной почты, указанных в разделе 13. Переписка по указанным адресам и в согласованных Сторонами мессенджерах признаётся надлежащим способом направления уведомлений, запросов, согласований и требований.</w:t>
+        <w:t xml:space="preserve"> Срок ответа на претензию — 10 (десять) рабочих дней с момента её получения. Спор, не урегулированный путём переговоров, передаётся на рассмотрение в Арбитражный суд Ивановской области.</w:t>
       </w:r>
     </w:p>
     <w:p>
@@ -1589,51 +1847,7 @@
           <w:sz w:val="22"/>
           <w:szCs w:val="22"/>
         </w:rPr>
-        <w:t xml:space="preserve"> Изменения оформляются письменными дополнительными соглашениями.</w:t>
-      </w:r>
-    </w:p>
-    <w:p>
-      <w:pPr>
-        <w:spacing w:after="120" w:line="276"/>
-        <w:jc w:val="both"/>
-      </w:pPr>
-      <w:r>
-        <w:rPr>
-          <w:b/>
-          <w:bCs/>
-          <w:sz w:val="22"/>
-          <w:szCs w:val="22"/>
-        </w:rPr>
-        <w:t xml:space="preserve">12.4.</w:t>
-      </w:r>
-      <w:r>
-        <w:rPr>
-          <w:sz w:val="22"/>
-          <w:szCs w:val="22"/>
-        </w:rPr>
-        <w:t xml:space="preserve"> Соглашение составлено в двух экземплярах, имеющих равную юридическую силу, по одному для каждой Стороны, либо в форме одного электронного документа при подписании через электронный документооборот.</w:t>
-      </w:r>
-    </w:p>
-    <w:p>
-      <w:pPr>
-        <w:spacing w:after="120" w:line="276"/>
-        <w:jc w:val="both"/>
-      </w:pPr>
-      <w:r>
-        <w:rPr>
-          <w:b/>
-          <w:bCs/>
-          <w:sz w:val="22"/>
-          <w:szCs w:val="22"/>
-        </w:rPr>
-        <w:t xml:space="preserve">12.5.</w:t>
-      </w:r>
-      <w:r>
-        <w:rPr>
-          <w:sz w:val="22"/>
-          <w:szCs w:val="22"/>
-        </w:rPr>
-        <w:t xml:space="preserve"> Во всём, что не предусмотрено настоящим Соглашением, Стороны руководствуются законодательством Российской Федерации.</w:t>
+        <w:t xml:space="preserve"> К настоящему Соглашению применяется право Российской Федерации.</w:t>
       </w:r>
     </w:p>
     <w:p>
@@ -1648,7 +1862,154 @@
           <w:sz w:val="24"/>
           <w:szCs w:val="24"/>
         </w:rPr>
-        <w:t xml:space="preserve">13. Реквизиты и подписи Сторон</w:t>
+        <w:t xml:space="preserve">13. Прочие условия</w:t>
+      </w:r>
+    </w:p>
+    <w:p>
+      <w:pPr>
+        <w:spacing w:after="120" w:line="276"/>
+        <w:jc w:val="both"/>
+      </w:pPr>
+      <w:r>
+        <w:rPr>
+          <w:b/>
+          <w:bCs/>
+          <w:sz w:val="22"/>
+          <w:szCs w:val="22"/>
+        </w:rPr>
+        <w:t xml:space="preserve">13.1.</w:t>
+      </w:r>
+      <w:r>
+        <w:rPr>
+          <w:sz w:val="22"/>
+          <w:szCs w:val="22"/>
+        </w:rPr>
+        <w:t xml:space="preserve"> Стороны признают юридическую силу документов и сообщений, которыми они обмениваются посредством систем электронного документооборота (Контур.Диадок, СБИС), подписанных усиленной квалифицированной электронной подписью.</w:t>
+      </w:r>
+    </w:p>
+    <w:p>
+      <w:pPr>
+        <w:spacing w:after="120" w:line="276"/>
+        <w:jc w:val="both"/>
+      </w:pPr>
+      <w:r>
+        <w:rPr>
+          <w:b/>
+          <w:bCs/>
+          <w:sz w:val="22"/>
+          <w:szCs w:val="22"/>
+        </w:rPr>
+        <w:t xml:space="preserve">13.2.</w:t>
+      </w:r>
+      <w:r>
+        <w:rPr>
+          <w:sz w:val="22"/>
+          <w:szCs w:val="22"/>
+        </w:rPr>
+        <w:t xml:space="preserve"> До обмена документами в порядке п. 13.1 Стороны признают юридическую силу скан-копий подписанных документов, направленных с адресов электронной почты, указанных в разделе 14. Переписка по указанным адресам и в согласованных Сторонами мессенджерах признаётся надлежащим способом направления уведомлений, запросов, согласований и требований.</w:t>
+      </w:r>
+    </w:p>
+    <w:p>
+      <w:pPr>
+        <w:spacing w:after="120" w:line="276"/>
+        <w:jc w:val="both"/>
+      </w:pPr>
+      <w:r>
+        <w:rPr>
+          <w:b/>
+          <w:bCs/>
+          <w:sz w:val="22"/>
+          <w:szCs w:val="22"/>
+        </w:rPr>
+        <w:t xml:space="preserve">13.3.</w:t>
+      </w:r>
+      <w:r>
+        <w:rPr>
+          <w:sz w:val="22"/>
+          <w:szCs w:val="22"/>
+        </w:rPr>
+        <w:t xml:space="preserve"> Изменения оформляются письменными дополнительными соглашениями. Приложение № 1 может дополняться в порядке п. 3.1.</w:t>
+      </w:r>
+    </w:p>
+    <w:p>
+      <w:pPr>
+        <w:spacing w:after="120" w:line="276"/>
+        <w:jc w:val="both"/>
+      </w:pPr>
+      <w:r>
+        <w:rPr>
+          <w:b/>
+          <w:bCs/>
+          <w:sz w:val="22"/>
+          <w:szCs w:val="22"/>
+        </w:rPr>
+        <w:t xml:space="preserve">13.4.</w:t>
+      </w:r>
+      <w:r>
+        <w:rPr>
+          <w:sz w:val="22"/>
+          <w:szCs w:val="22"/>
+        </w:rPr>
+        <w:t xml:space="preserve"> Соглашение составлено в двух экземплярах, имеющих равную юридическую силу, по одному для каждой Стороны, либо в форме одного электронного документа при подписании через электронный документооборот.</w:t>
+      </w:r>
+    </w:p>
+    <w:p>
+      <w:pPr>
+        <w:spacing w:after="120" w:line="276"/>
+        <w:jc w:val="both"/>
+      </w:pPr>
+      <w:r>
+        <w:rPr>
+          <w:b/>
+          <w:bCs/>
+          <w:sz w:val="22"/>
+          <w:szCs w:val="22"/>
+        </w:rPr>
+        <w:t xml:space="preserve">13.5.</w:t>
+      </w:r>
+      <w:r>
+        <w:rPr>
+          <w:sz w:val="22"/>
+          <w:szCs w:val="22"/>
+        </w:rPr>
+        <w:t xml:space="preserve"> Неотъемлемой частью Соглашения являются Приложение № 1 «Перечень запрашиваемых сведений и доступов» и Приложение № 2 «Форма обязательства о конфиденциальности».</w:t>
+      </w:r>
+    </w:p>
+    <w:p>
+      <w:pPr>
+        <w:spacing w:after="120" w:line="276"/>
+        <w:jc w:val="both"/>
+      </w:pPr>
+      <w:r>
+        <w:rPr>
+          <w:b/>
+          <w:bCs/>
+          <w:sz w:val="22"/>
+          <w:szCs w:val="22"/>
+        </w:rPr>
+        <w:t xml:space="preserve">13.6.</w:t>
+      </w:r>
+      <w:r>
+        <w:rPr>
+          <w:sz w:val="22"/>
+          <w:szCs w:val="22"/>
+        </w:rPr>
+        <w:t xml:space="preserve"> Во всём, что не предусмотрено настоящим Соглашением, Стороны руководствуются законодательством Российской Федерации.</w:t>
+      </w:r>
+    </w:p>
+    <w:p>
+      <w:pPr>
+        <w:pStyle w:val="Heading1"/>
+        <w:spacing w:after="140" w:before="300"/>
+      </w:pPr>
+      <w:r>
+        <w:rPr>
+          <w:b/>
+          <w:bCs/>
+          <w:sz w:val="24"/>
+          <w:szCs w:val="24"/>
+        </w:rPr>
+        <w:t xml:space="preserve">14. Реквизиты и подписи Сторон</w:t>
       </w:r>
     </w:p>
     <w:tbl>
@@ -1779,7 +2140,7 @@
                 <w:sz w:val="20"/>
                 <w:szCs w:val="20"/>
               </w:rPr>
-              <w:t xml:space="preserve">Банк: Тульское отделение № 8604 ПАО Сбербанк</w:t>
+              <w:t xml:space="preserve">Банк: Тульское отделение № 8604 ПАО Сбербанк</w:t>
             </w:r>
           </w:p>
           <w:p>
@@ -2152,6 +2513,686 @@
         </w:tc>
       </w:tr>
     </w:tbl>
+    <w:p>
+      <w:r>
+        <w:br w:type="page"/>
+      </w:r>
+    </w:p>
+    <w:p>
+      <w:pPr>
+        <w:pStyle w:val="Heading1"/>
+        <w:spacing w:after="140" w:before="300"/>
+      </w:pPr>
+      <w:r>
+        <w:rPr>
+          <w:b/>
+          <w:bCs/>
+          <w:sz w:val="24"/>
+          <w:szCs w:val="24"/>
+        </w:rPr>
+        <w:t xml:space="preserve">Приложение № 1</w:t>
+      </w:r>
+    </w:p>
+    <w:p>
+      <w:pPr>
+        <w:spacing w:after="240"/>
+        <w:jc w:val="center"/>
+      </w:pPr>
+      <w:r>
+        <w:rPr>
+          <w:sz w:val="22"/>
+          <w:szCs w:val="22"/>
+        </w:rPr>
+        <w:t xml:space="preserve">к Соглашению о конфиденциальности № NDA-______ от «____» ________________ 2026 г.</w:t>
+      </w:r>
+    </w:p>
+    <w:p>
+      <w:pPr>
+        <w:pStyle w:val="Heading2"/>
+        <w:spacing w:after="120" w:before="220"/>
+      </w:pPr>
+      <w:r>
+        <w:rPr>
+          <w:b/>
+          <w:bCs/>
+          <w:sz w:val="22"/>
+          <w:szCs w:val="22"/>
+        </w:rPr>
+        <w:t xml:space="preserve">Перечень запрашиваемых сведений и доступов</w:t>
+      </w:r>
+    </w:p>
+    <w:p>
+      <w:pPr>
+        <w:spacing w:after="120" w:line="276"/>
+        <w:jc w:val="both"/>
+      </w:pPr>
+      <w:r>
+        <w:rPr>
+          <w:sz w:val="22"/>
+          <w:szCs w:val="22"/>
+        </w:rPr>
+        <w:t xml:space="preserve">Перечень рабочий: дополняется в порядке п. 3.1 Соглашения. Объём по каждой позиции согласовывается по ходу Проекта, приоритет — обезличенные данные.</w:t>
+      </w:r>
+    </w:p>
+    <w:p>
+      <w:pPr>
+        <w:pStyle w:val="Heading2"/>
+        <w:spacing w:after="120" w:before="220"/>
+      </w:pPr>
+      <w:r>
+        <w:rPr>
+          <w:b/>
+          <w:bCs/>
+          <w:sz w:val="22"/>
+          <w:szCs w:val="22"/>
+        </w:rPr>
+        <w:t xml:space="preserve">1. Документы и описания процессов</w:t>
+      </w:r>
+    </w:p>
+    <w:p>
+      <w:pPr>
+        <w:spacing w:after="120" w:line="276"/>
+        <w:ind w:left="340"/>
+        <w:jc w:val="both"/>
+      </w:pPr>
+      <w:r>
+        <w:rPr>
+          <w:sz w:val="22"/>
+          <w:szCs w:val="22"/>
+        </w:rPr>
+        <w:t xml:space="preserve">1.1. Организационная структура, распределение зон ответственности.</w:t>
+      </w:r>
+    </w:p>
+    <w:p>
+      <w:pPr>
+        <w:spacing w:after="120" w:line="276"/>
+        <w:ind w:left="340"/>
+        <w:jc w:val="both"/>
+      </w:pPr>
+      <w:r>
+        <w:rPr>
+          <w:sz w:val="22"/>
+          <w:szCs w:val="22"/>
+        </w:rPr>
+        <w:t xml:space="preserve">1.2. Действующие регламенты, инструкции, должностные обязанности.</w:t>
+      </w:r>
+    </w:p>
+    <w:p>
+      <w:pPr>
+        <w:spacing w:after="120" w:line="276"/>
+        <w:ind w:left="340"/>
+        <w:jc w:val="both"/>
+      </w:pPr>
+      <w:r>
+        <w:rPr>
+          <w:sz w:val="22"/>
+          <w:szCs w:val="22"/>
+        </w:rPr>
+        <w:t xml:space="preserve">1.3. Описание сквозных процессов: привлечение заявок, тендеры и подготовка коммерческих предложений, снабжение, склад, производство работ на объектах, сдача и приёмка, документооборот.</w:t>
+      </w:r>
+    </w:p>
+    <w:p>
+      <w:pPr>
+        <w:spacing w:after="120" w:line="276"/>
+        <w:ind w:left="340"/>
+        <w:jc w:val="both"/>
+      </w:pPr>
+      <w:r>
+        <w:rPr>
+          <w:sz w:val="22"/>
+          <w:szCs w:val="22"/>
+        </w:rPr>
+        <w:t xml:space="preserve">1.4. Образцы типовых документов: коммерческое предложение, договор, смета, акт, счёт — в обезличенном виде.</w:t>
+      </w:r>
+    </w:p>
+    <w:p>
+      <w:pPr>
+        <w:pStyle w:val="Heading2"/>
+        <w:spacing w:after="120" w:before="220"/>
+      </w:pPr>
+      <w:r>
+        <w:rPr>
+          <w:b/>
+          <w:bCs/>
+          <w:sz w:val="22"/>
+          <w:szCs w:val="22"/>
+        </w:rPr>
+        <w:t xml:space="preserve">2. Данные информационных систем</w:t>
+      </w:r>
+    </w:p>
+    <w:p>
+      <w:pPr>
+        <w:spacing w:after="120" w:line="276"/>
+        <w:ind w:left="340"/>
+        <w:jc w:val="both"/>
+      </w:pPr>
+      <w:r>
+        <w:rPr>
+          <w:sz w:val="22"/>
+          <w:szCs w:val="22"/>
+        </w:rPr>
+        <w:t xml:space="preserve">2.1. Доступ на чтение к CRM и учётным системам либо выгрузки из них.</w:t>
+      </w:r>
+    </w:p>
+    <w:p>
+      <w:pPr>
+        <w:spacing w:after="120" w:line="276"/>
+        <w:ind w:left="340"/>
+        <w:jc w:val="both"/>
+      </w:pPr>
+      <w:r>
+        <w:rPr>
+          <w:sz w:val="22"/>
+          <w:szCs w:val="22"/>
+        </w:rPr>
+        <w:t xml:space="preserve">2.2. Выгрузка сделок, заявок и обращений за период до 24 месяцев, обезличенная.</w:t>
+      </w:r>
+    </w:p>
+    <w:p>
+      <w:pPr>
+        <w:spacing w:after="120" w:line="276"/>
+        <w:ind w:left="340"/>
+        <w:jc w:val="both"/>
+      </w:pPr>
+      <w:r>
+        <w:rPr>
+          <w:sz w:val="22"/>
+          <w:szCs w:val="22"/>
+        </w:rPr>
+        <w:t xml:space="preserve">2.3. Номенклатура, справочники, шаблоны документов.</w:t>
+      </w:r>
+    </w:p>
+    <w:p>
+      <w:pPr>
+        <w:spacing w:after="120" w:line="276"/>
+        <w:ind w:left="340"/>
+        <w:jc w:val="both"/>
+      </w:pPr>
+      <w:r>
+        <w:rPr>
+          <w:sz w:val="22"/>
+          <w:szCs w:val="22"/>
+        </w:rPr>
+        <w:t xml:space="preserve">2.4. Показатели работы: объёмы, сроки, конверсия по этапам, загрузка сотрудников.</w:t>
+      </w:r>
+    </w:p>
+    <w:p>
+      <w:pPr>
+        <w:spacing w:after="120" w:line="276"/>
+        <w:ind w:left="340"/>
+        <w:jc w:val="both"/>
+      </w:pPr>
+      <w:r>
+        <w:rPr>
+          <w:sz w:val="22"/>
+          <w:szCs w:val="22"/>
+        </w:rPr>
+        <w:t xml:space="preserve">2.5. Состав и логика используемых интеграций и автоматизаций.</w:t>
+      </w:r>
+    </w:p>
+    <w:p>
+      <w:pPr>
+        <w:pStyle w:val="Heading2"/>
+        <w:spacing w:after="120" w:before="220"/>
+      </w:pPr>
+      <w:r>
+        <w:rPr>
+          <w:b/>
+          <w:bCs/>
+          <w:sz w:val="22"/>
+          <w:szCs w:val="22"/>
+        </w:rPr>
+        <w:t xml:space="preserve">3. Интервью и наблюдение</w:t>
+      </w:r>
+    </w:p>
+    <w:p>
+      <w:pPr>
+        <w:spacing w:after="120" w:line="276"/>
+        <w:ind w:left="340"/>
+        <w:jc w:val="both"/>
+      </w:pPr>
+      <w:r>
+        <w:rPr>
+          <w:sz w:val="22"/>
+          <w:szCs w:val="22"/>
+        </w:rPr>
+        <w:t xml:space="preserve">3.1. Интервью с сотрудниками ключевых участков продолжительностью до 60 минут.</w:t>
+      </w:r>
+    </w:p>
+    <w:p>
+      <w:pPr>
+        <w:spacing w:after="120" w:line="276"/>
+        <w:ind w:left="340"/>
+        <w:jc w:val="both"/>
+      </w:pPr>
+      <w:r>
+        <w:rPr>
+          <w:sz w:val="22"/>
+          <w:szCs w:val="22"/>
+        </w:rPr>
+        <w:t xml:space="preserve">3.2. Аудио- или видеозапись интервью с согласия участников, расшифровка по п. 6.6.</w:t>
+      </w:r>
+    </w:p>
+    <w:p>
+      <w:pPr>
+        <w:spacing w:after="120" w:line="276"/>
+        <w:ind w:left="340"/>
+        <w:jc w:val="both"/>
+      </w:pPr>
+      <w:r>
+        <w:rPr>
+          <w:sz w:val="22"/>
+          <w:szCs w:val="22"/>
+        </w:rPr>
+        <w:t xml:space="preserve">3.3. Наблюдение за выполнением операций на рабочих местах, в том числе демонстрация экрана.</w:t>
+      </w:r>
+    </w:p>
+    <w:p>
+      <w:pPr>
+        <w:pStyle w:val="Heading2"/>
+        <w:spacing w:after="120" w:before="220"/>
+      </w:pPr>
+      <w:r>
+        <w:rPr>
+          <w:b/>
+          <w:bCs/>
+          <w:sz w:val="22"/>
+          <w:szCs w:val="22"/>
+        </w:rPr>
+        <w:t xml:space="preserve">4. Доступы</w:t>
+      </w:r>
+    </w:p>
+    <w:p>
+      <w:pPr>
+        <w:spacing w:after="120" w:line="276"/>
+        <w:ind w:left="340"/>
+        <w:jc w:val="both"/>
+      </w:pPr>
+      <w:r>
+        <w:rPr>
+          <w:sz w:val="22"/>
+          <w:szCs w:val="22"/>
+        </w:rPr>
+        <w:t xml:space="preserve">4.1. Именные учётные записи с правами на чтение в системах, указанных в п. 2.1.</w:t>
+      </w:r>
+    </w:p>
+    <w:p>
+      <w:pPr>
+        <w:spacing w:after="120" w:line="276"/>
+        <w:ind w:left="340"/>
+        <w:jc w:val="both"/>
+      </w:pPr>
+      <w:r>
+        <w:rPr>
+          <w:sz w:val="22"/>
+          <w:szCs w:val="22"/>
+        </w:rPr>
+        <w:t xml:space="preserve">4.2. Доступ к папке обмена файлами в облачном хранилище.</w:t>
+      </w:r>
+    </w:p>
+    <w:p>
+      <w:pPr>
+        <w:spacing w:after="120" w:line="276"/>
+        <w:ind w:left="340"/>
+        <w:jc w:val="both"/>
+      </w:pPr>
+      <w:r>
+        <w:rPr>
+          <w:sz w:val="22"/>
+          <w:szCs w:val="22"/>
+        </w:rPr>
+        <w:t xml:space="preserve">4.3. Доступ к тестовому контуру при разработке интеграций.</w:t>
+      </w:r>
+    </w:p>
+    <w:p>
+      <w:pPr>
+        <w:spacing w:after="120" w:line="276"/>
+        <w:jc w:val="both"/>
+      </w:pPr>
+      <w:r>
+        <w:rPr>
+          <w:sz w:val="22"/>
+          <w:szCs w:val="22"/>
+        </w:rPr>
+        <w:t xml:space="preserve">Персональные данные клиентов, сотрудников и контрагентов передаются только в объёме, без которого задача не решается, и по возможности обезличенными (п. 3.6).</w:t>
+      </w:r>
+    </w:p>
+    <w:tbl>
+      <w:tblPr>
+        <w:tblW w:type="dxa" w:w="9026"/>
+        <w:tblBorders>
+          <w:top w:val="none" w:color="FFFFFF" w:sz="0"/>
+          <w:left w:val="none" w:color="FFFFFF" w:sz="0"/>
+          <w:bottom w:val="none" w:color="FFFFFF" w:sz="0"/>
+          <w:right w:val="none" w:color="FFFFFF" w:sz="0"/>
+          <w:insideH w:val="single" w:color="auto" w:sz="4"/>
+          <w:insideV w:val="single" w:color="auto" w:sz="4"/>
+        </w:tblBorders>
+      </w:tblPr>
+      <w:tblGrid>
+        <w:gridCol w:w="4513"/>
+        <w:gridCol w:w="4513"/>
+      </w:tblGrid>
+      <w:tr>
+        <w:tc>
+          <w:tcPr>
+            <w:tcW w:type="dxa" w:w="4513"/>
+            <w:tcBorders>
+              <w:top w:val="none" w:color="FFFFFF" w:sz="0"/>
+              <w:left w:val="none" w:color="FFFFFF" w:sz="0"/>
+              <w:bottom w:val="none" w:color="FFFFFF" w:sz="0"/>
+              <w:right w:val="none" w:color="FFFFFF" w:sz="0"/>
+            </w:tcBorders>
+            <w:tcMar>
+              <w:top w:type="dxa" w:w="60"/>
+              <w:left w:type="dxa" w:w="0"/>
+              <w:bottom w:type="dxa" w:w="60"/>
+              <w:right w:type="dxa" w:w="200"/>
+            </w:tcMar>
+          </w:tcPr>
+          <w:p>
+            <w:pPr>
+              <w:spacing w:after="60"/>
+            </w:pPr>
+            <w:r>
+              <w:rPr>
+                <w:b/>
+                <w:bCs/>
+                <w:sz w:val="20"/>
+                <w:szCs w:val="20"/>
+              </w:rPr>
+              <w:t xml:space="preserve">Директор ООО «СтроимВместе»</w:t>
+            </w:r>
+          </w:p>
+          <w:p>
+            <w:pPr>
+              <w:spacing w:after="60"/>
+            </w:pPr>
+            <w:r>
+              <w:rPr>
+                <w:b w:val="false"/>
+                <w:bCs w:val="false"/>
+                <w:sz w:val="20"/>
+                <w:szCs w:val="20"/>
+              </w:rPr>
+              <w:t xml:space="preserve"/>
+            </w:r>
+          </w:p>
+          <w:p>
+            <w:pPr>
+              <w:spacing w:after="60"/>
+            </w:pPr>
+            <w:r>
+              <w:rPr>
+                <w:b w:val="false"/>
+                <w:bCs w:val="false"/>
+                <w:sz w:val="20"/>
+                <w:szCs w:val="20"/>
+              </w:rPr>
+              <w:t xml:space="preserve">_______________ / М.Б. Кузьмин</w:t>
+            </w:r>
+          </w:p>
+        </w:tc>
+        <w:tc>
+          <w:tcPr>
+            <w:tcW w:type="dxa" w:w="4513"/>
+            <w:tcBorders>
+              <w:top w:val="none" w:color="FFFFFF" w:sz="0"/>
+              <w:left w:val="none" w:color="FFFFFF" w:sz="0"/>
+              <w:bottom w:val="none" w:color="FFFFFF" w:sz="0"/>
+              <w:right w:val="none" w:color="FFFFFF" w:sz="0"/>
+            </w:tcBorders>
+            <w:tcMar>
+              <w:top w:type="dxa" w:w="60"/>
+              <w:left w:type="dxa" w:w="0"/>
+              <w:bottom w:type="dxa" w:w="60"/>
+              <w:right w:type="dxa" w:w="200"/>
+            </w:tcMar>
+          </w:tcPr>
+          <w:p>
+            <w:pPr>
+              <w:spacing w:after="60"/>
+            </w:pPr>
+            <w:r>
+              <w:rPr>
+                <w:b/>
+                <w:bCs/>
+                <w:sz w:val="20"/>
+                <w:szCs w:val="20"/>
+              </w:rPr>
+              <w:t xml:space="preserve">Индивидуальный предприниматель</w:t>
+            </w:r>
+          </w:p>
+          <w:p>
+            <w:pPr>
+              <w:spacing w:after="60"/>
+            </w:pPr>
+            <w:r>
+              <w:rPr>
+                <w:b w:val="false"/>
+                <w:bCs w:val="false"/>
+                <w:sz w:val="20"/>
+                <w:szCs w:val="20"/>
+              </w:rPr>
+              <w:t xml:space="preserve"/>
+            </w:r>
+          </w:p>
+          <w:p>
+            <w:pPr>
+              <w:spacing w:after="60"/>
+            </w:pPr>
+            <w:r>
+              <w:rPr>
+                <w:b w:val="false"/>
+                <w:bCs w:val="false"/>
+                <w:sz w:val="20"/>
+                <w:szCs w:val="20"/>
+              </w:rPr>
+              <w:t xml:space="preserve">_______________ / А.В. Орешкин</w:t>
+            </w:r>
+          </w:p>
+        </w:tc>
+      </w:tr>
+    </w:tbl>
+    <w:p>
+      <w:r>
+        <w:br w:type="page"/>
+      </w:r>
+    </w:p>
+    <w:p>
+      <w:pPr>
+        <w:pStyle w:val="Heading1"/>
+        <w:spacing w:after="140" w:before="300"/>
+      </w:pPr>
+      <w:r>
+        <w:rPr>
+          <w:b/>
+          <w:bCs/>
+          <w:sz w:val="24"/>
+          <w:szCs w:val="24"/>
+        </w:rPr>
+        <w:t xml:space="preserve">Приложение № 2</w:t>
+      </w:r>
+    </w:p>
+    <w:p>
+      <w:pPr>
+        <w:spacing w:after="240"/>
+        <w:jc w:val="center"/>
+      </w:pPr>
+      <w:r>
+        <w:rPr>
+          <w:sz w:val="22"/>
+          <w:szCs w:val="22"/>
+        </w:rPr>
+        <w:t xml:space="preserve">к Соглашению о конфиденциальности № NDA-______ от «____» ________________ 2026 г.</w:t>
+      </w:r>
+    </w:p>
+    <w:p>
+      <w:pPr>
+        <w:pStyle w:val="Heading2"/>
+        <w:spacing w:after="120" w:before="220"/>
+      </w:pPr>
+      <w:r>
+        <w:rPr>
+          <w:b/>
+          <w:bCs/>
+          <w:sz w:val="22"/>
+          <w:szCs w:val="22"/>
+        </w:rPr>
+        <w:t xml:space="preserve">Форма обязательства о конфиденциальности</w:t>
+      </w:r>
+    </w:p>
+    <w:p>
+      <w:pPr>
+        <w:spacing w:after="120" w:line="276"/>
+        <w:jc w:val="both"/>
+      </w:pPr>
+      <w:r>
+        <w:rPr>
+          <w:sz w:val="22"/>
+          <w:szCs w:val="22"/>
+        </w:rPr>
+        <w:t xml:space="preserve">Обязательство подписывается каждым лицом, привлекаемым Исполнителем к работам по Проекту, и хранится у Исполнителя. Компании не передаётся.</w:t>
+      </w:r>
+    </w:p>
+    <w:p>
+      <w:pPr>
+        <w:spacing w:after="120" w:line="276"/>
+        <w:jc w:val="both"/>
+      </w:pPr>
+      <w:r>
+        <w:rPr>
+          <w:b/>
+          <w:bCs/>
+          <w:sz w:val="22"/>
+          <w:szCs w:val="22"/>
+        </w:rPr>
+        <w:t xml:space="preserve">ОБЯЗАТЕЛЬСТВО О КОНФИДЕНЦИАЛЬНОСТИ</w:t>
+      </w:r>
+    </w:p>
+    <w:p>
+      <w:pPr>
+        <w:spacing w:after="120" w:line="276"/>
+        <w:jc w:val="both"/>
+      </w:pPr>
+      <w:r>
+        <w:rPr>
+          <w:sz w:val="22"/>
+          <w:szCs w:val="22"/>
+        </w:rPr>
+        <w:t xml:space="preserve">Я, ____________________________________________________, привлекаемый(ая) ИП Орешкиным А.В. к работам по проекту для ООО «СтроимВместе», подтверждаю, что ознакомлен(а) с условиями Соглашения о конфиденциальности № NDA-______ от «____» ________________ 2026 г., и обязуюсь:</w:t>
+      </w:r>
+    </w:p>
+    <w:p>
+      <w:pPr>
+        <w:spacing w:after="120" w:line="276"/>
+        <w:ind w:left="340"/>
+        <w:jc w:val="both"/>
+      </w:pPr>
+      <w:r>
+        <w:rPr>
+          <w:sz w:val="22"/>
+          <w:szCs w:val="22"/>
+        </w:rPr>
+        <w:t xml:space="preserve">1. Использовать сведения, полученные в связи с работами по проекту, исключительно для выполнения порученных мне задач.</w:t>
+      </w:r>
+    </w:p>
+    <w:p>
+      <w:pPr>
+        <w:spacing w:after="120" w:line="276"/>
+        <w:ind w:left="340"/>
+        <w:jc w:val="both"/>
+      </w:pPr>
+      <w:r>
+        <w:rPr>
+          <w:sz w:val="22"/>
+          <w:szCs w:val="22"/>
+        </w:rPr>
+        <w:t xml:space="preserve">2. Не разглашать такие сведения третьим лицам, не публиковать их и не обсуждать за пределами рабочих коммуникаций по проекту.</w:t>
+      </w:r>
+    </w:p>
+    <w:p>
+      <w:pPr>
+        <w:spacing w:after="120" w:line="276"/>
+        <w:ind w:left="340"/>
+        <w:jc w:val="both"/>
+      </w:pPr>
+      <w:r>
+        <w:rPr>
+          <w:sz w:val="22"/>
+          <w:szCs w:val="22"/>
+        </w:rPr>
+        <w:t xml:space="preserve">3. Не передавать сведения в бесплатные и личные учётные записи сервисов искусственного интеллекта, не загружать в них персональные данные.</w:t>
+      </w:r>
+    </w:p>
+    <w:p>
+      <w:pPr>
+        <w:spacing w:after="120" w:line="276"/>
+        <w:ind w:left="340"/>
+        <w:jc w:val="both"/>
+      </w:pPr>
+      <w:r>
+        <w:rPr>
+          <w:sz w:val="22"/>
+          <w:szCs w:val="22"/>
+        </w:rPr>
+        <w:t xml:space="preserve">4. Хранить рабочие материалы в учётных записях с ограниченным доступом и двухфакторной аутентификацией.</w:t>
+      </w:r>
+    </w:p>
+    <w:p>
+      <w:pPr>
+        <w:spacing w:after="120" w:line="276"/>
+        <w:ind w:left="340"/>
+        <w:jc w:val="both"/>
+      </w:pPr>
+      <w:r>
+        <w:rPr>
+          <w:sz w:val="22"/>
+          <w:szCs w:val="22"/>
+        </w:rPr>
+        <w:t xml:space="preserve">5. Незамедлительно сообщать ИП Орешкину А.В. об утрате материалов, компрометации доступов и иных инцидентах.</w:t>
+      </w:r>
+    </w:p>
+    <w:p>
+      <w:pPr>
+        <w:spacing w:after="120" w:line="276"/>
+        <w:ind w:left="340"/>
+        <w:jc w:val="both"/>
+      </w:pPr>
+      <w:r>
+        <w:rPr>
+          <w:sz w:val="22"/>
+          <w:szCs w:val="22"/>
+        </w:rPr>
+        <w:t xml:space="preserve">6. По завершении моего участия в проекте прекратить использование сведений, удалить их копии и не сохранять доступы.</w:t>
+      </w:r>
+    </w:p>
+    <w:p>
+      <w:pPr>
+        <w:spacing w:after="120" w:line="276"/>
+        <w:jc w:val="both"/>
+      </w:pPr>
+      <w:r>
+        <w:rPr>
+          <w:sz w:val="22"/>
+          <w:szCs w:val="22"/>
+        </w:rPr>
+        <w:t xml:space="preserve">Обязательство действует в течение 3 (трёх) лет с даты завершения моего участия в проекте.</w:t>
+      </w:r>
+    </w:p>
+    <w:p>
+      <w:pPr>
+        <w:spacing w:after="120" w:line="276"/>
+        <w:jc w:val="both"/>
+      </w:pPr>
+      <w:r>
+        <w:rPr>
+          <w:sz w:val="22"/>
+          <w:szCs w:val="22"/>
+        </w:rPr>
+        <w:t xml:space="preserve">«____» ________________ 2026 г.      _______________ / ____________________________</w:t>
+      </w:r>
+    </w:p>
     <w:sectPr>
       <w:pgSz w:w="11906" w:h="16838" w:orient="portrait"/>
       <w:pgMar w:top="1134" w:right="1134" w:bottom="1134" w:left="1440" w:header="708" w:footer="708" w:gutter="0"/>
@@ -2377,9 +3418,12 @@
     <w:next w:val="Normal"/>
     <w:qFormat/>
     <w:rPr>
-      <w:color w:val="2E74B5"/>
-      <w:sz w:val="26"/>
-      <w:szCs w:val="26"/>
+      <w:rFonts w:ascii="Times New Roman" w:cs="Times New Roman" w:eastAsia="Times New Roman" w:hAnsi="Times New Roman"/>
+      <w:b/>
+      <w:bCs/>
+      <w:color w:val="000000"/>
+      <w:sz w:val="22"/>
+      <w:szCs w:val="22"/>
     </w:rPr>
   </w:style>
   <w:style w:type="paragraph" w:styleId="Heading3">

--- a/Юр документы/NDA/NDA_СтроимВместе_ИП_Орешкин.docx
+++ b/Юр документы/NDA/NDA_СтроимВместе_ИП_Орешкин.docx
@@ -202,7 +202,7 @@
           <w:sz w:val="22"/>
           <w:szCs w:val="22"/>
         </w:rPr>
-        <w:t xml:space="preserve"> — сведения в любой форме (устной, письменной, электронной, графической, в виде файлов, доступов, записей встреч и переписки), которые Компания передаёт Исполнителю или которые становятся известны Исполнителю в связи с исполнением Проекта. Состав запрашиваемых сведений и доступов определён Приложением № 1 к настоящему Соглашению.</w:t>
+        <w:t xml:space="preserve"> — сведения в любой форме (устной, письменной, электронной, графической, в виде файлов, доступов, записей встреч и переписки), которые Компания передаёт Исполнителю или которые становятся известны Исполнителю в связи с исполнением Проекта.</w:t>
       </w:r>
     </w:p>
     <w:p>
@@ -386,7 +386,7 @@
           <w:sz w:val="24"/>
           <w:szCs w:val="24"/>
         </w:rPr>
-        <w:t xml:space="preserve">3. Состав и порядок передачи данных</w:t>
+        <w:t xml:space="preserve">3. Передача сведений и доступов</w:t>
       </w:r>
     </w:p>
     <w:p>
@@ -408,7 +408,7 @@
           <w:sz w:val="22"/>
           <w:szCs w:val="22"/>
         </w:rPr>
-        <w:t xml:space="preserve"> Компания передаёт Исполнителю сведения и доступы по перечню Приложения № 1. Перечень является рабочим: он может дополняться по ходу Проекта письмом или сообщением в согласованном канале, без подписания дополнительного соглашения.</w:t>
+        <w:t xml:space="preserve"> Состав сведений и доступов, необходимых для Проекта, Стороны определяют в рабочем порядке: по запросу Исполнителя Компания предоставляет их письмом или сообщением в согласованном канале. Отдельный перечень, приложение или дополнительное соглашение для этого не требуются, в том числе при расширении состава по ходу Проекта.</w:t>
       </w:r>
     </w:p>
     <w:p>
@@ -430,7 +430,7 @@
           <w:sz w:val="22"/>
           <w:szCs w:val="22"/>
         </w:rPr>
-        <w:t xml:space="preserve"> Компания передаёт только те сведения, которые необходимы для Проекта. Исполнитель не запрашивает и не принимает сведения, составляющие государственную тайну, а также данные, доступ к которым Компания не вправе предоставлять.</w:t>
+        <w:t xml:space="preserve"> Компания предоставляет запрошенное по своему усмотрению и вправе отказать полностью или частично. Отказ не является нарушением Соглашения, при этом Исполнитель не отвечает за качество результата в той части, в которой оно зависит от непредоставленных сведений и доступов.</w:t>
       </w:r>
     </w:p>
     <w:p>
@@ -452,7 +452,7 @@
           <w:sz w:val="22"/>
           <w:szCs w:val="22"/>
         </w:rPr>
-        <w:t xml:space="preserve"> Передача файлов и выгрузок производится через согласованный Сторонами канал: облачное хранилище Компании либо защищённую папку Исполнителя с ограниченным доступом. Передача Конфиденциальной информации в личные мессенджеры и на личную почту сотрудников не производится.</w:t>
+        <w:t xml:space="preserve"> Любые сведения и доступы, полученные Исполнителем в связи с Проектом, подпадают под режим настоящего Соглашения с момента получения, независимо от способа передачи, объёма и момента запроса. Дополнительного подписания документов при получении новых сведений и доступов не требуется.</w:t>
       </w:r>
     </w:p>
     <w:p>
@@ -474,7 +474,7 @@
           <w:sz w:val="22"/>
           <w:szCs w:val="22"/>
         </w:rPr>
-        <w:t xml:space="preserve"> Доступы к информационным системам Компании (CRM, учётные системы, таск-трекеры, почтовые ящики, диски) предоставляются именными учётными записями с правами на чтение, если больший объём прав не требуется для конкретной задачи. Общие пароли и обезличенные учётные записи не используются.</w:t>
+        <w:t xml:space="preserve"> Исполнитель обращается с предоставленными доступами бережно: использует их только для задач Проекта, не передаёт третьим лицам, кроме Уполномоченных лиц, хранит учётные данные в защищённых хранилищах паролей и применяет двухфакторную аутентификацию там, где она доступна.</w:t>
       </w:r>
     </w:p>
     <w:p>
@@ -496,6 +496,28 @@
           <w:sz w:val="22"/>
           <w:szCs w:val="22"/>
         </w:rPr>
+        <w:t xml:space="preserve"> Передача файлов и выгрузок производится через согласованный Сторонами канал. Передача Конфиденциальной информации в личные мессенджеры и на личную почту сотрудников не производится.</w:t>
+      </w:r>
+    </w:p>
+    <w:p>
+      <w:pPr>
+        <w:spacing w:after="120" w:line="276"/>
+        <w:jc w:val="both"/>
+      </w:pPr>
+      <w:r>
+        <w:rPr>
+          <w:b/>
+          <w:bCs/>
+          <w:sz w:val="22"/>
+          <w:szCs w:val="22"/>
+        </w:rPr>
+        <w:t xml:space="preserve">3.6.</w:t>
+      </w:r>
+      <w:r>
+        <w:rPr>
+          <w:sz w:val="22"/>
+          <w:szCs w:val="22"/>
+        </w:rPr>
         <w:t xml:space="preserve"> Компания вправе в любой момент отозвать выданные доступы. Отзыв доступа не прекращает обязательств Исполнителя по настоящему Соглашению.</w:t>
       </w:r>
     </w:p>
@@ -511,29 +533,29 @@
           <w:sz w:val="22"/>
           <w:szCs w:val="22"/>
         </w:rPr>
-        <w:t xml:space="preserve">3.6.</w:t>
-      </w:r>
-      <w:r>
-        <w:rPr>
-          <w:sz w:val="22"/>
-          <w:szCs w:val="22"/>
-        </w:rPr>
-        <w:t xml:space="preserve"> Выгрузки, содержащие персональные данные, передаются в обезличенном виде везде, где это не мешает решению задачи. Если обезличивание невозможно, Стороны фиксируют это в переписке до передачи.</w:t>
-      </w:r>
-    </w:p>
-    <w:p>
-      <w:pPr>
-        <w:spacing w:after="120" w:line="276"/>
-        <w:jc w:val="both"/>
-      </w:pPr>
-      <w:r>
-        <w:rPr>
-          <w:b/>
-          <w:bCs/>
-          <w:sz w:val="22"/>
-          <w:szCs w:val="22"/>
-        </w:rPr>
         <w:t xml:space="preserve">3.7.</w:t>
+      </w:r>
+      <w:r>
+        <w:rPr>
+          <w:sz w:val="22"/>
+          <w:szCs w:val="22"/>
+        </w:rPr>
+        <w:t xml:space="preserve"> Выгрузки, содержащие персональные данные, передаются в обезличенном виде везде, где это не мешает решению задачи.</w:t>
+      </w:r>
+    </w:p>
+    <w:p>
+      <w:pPr>
+        <w:spacing w:after="120" w:line="276"/>
+        <w:jc w:val="both"/>
+      </w:pPr>
+      <w:r>
+        <w:rPr>
+          <w:b/>
+          <w:bCs/>
+          <w:sz w:val="22"/>
+          <w:szCs w:val="22"/>
+        </w:rPr>
+        <w:t xml:space="preserve">3.8.</w:t>
       </w:r>
       <w:r>
         <w:rPr>
@@ -637,7 +659,7 @@
           <w:sz w:val="22"/>
           <w:szCs w:val="22"/>
         </w:rPr>
-        <w:t xml:space="preserve"> Исполнитель до передачи информации доводит до каждого Уполномоченного лица условия настоящего Соглашения и обеспечивает принятие им письменного обязательства о конфиденциальности не менее строгого, чем предусмотрено настоящим Соглашением. Форма обязательства приведена в Приложении № 2.</w:t>
+        <w:t xml:space="preserve"> Исполнитель до передачи информации доводит до каждого Уполномоченного лица условия настоящего Соглашения и обеспечивает принятие им письменного обязательства о конфиденциальности не менее строгого, чем предусмотрено настоящим Соглашением. Форма обязательства приведена в Приложении к настоящему Соглашению.</w:t>
       </w:r>
     </w:p>
     <w:p>
@@ -1928,7 +1950,7 @@
           <w:sz w:val="22"/>
           <w:szCs w:val="22"/>
         </w:rPr>
-        <w:t xml:space="preserve"> Изменения оформляются письменными дополнительными соглашениями. Приложение № 1 может дополняться в порядке п. 3.1.</w:t>
+        <w:t xml:space="preserve"> Изменения оформляются письменными дополнительными соглашениями. Расширение состава передаваемых сведений и доступов дополнительным соглашением не оформляется и производится в порядке п. 3.1.</w:t>
       </w:r>
     </w:p>
     <w:p>
@@ -1972,7 +1994,7 @@
           <w:sz w:val="22"/>
           <w:szCs w:val="22"/>
         </w:rPr>
-        <w:t xml:space="preserve"> Неотъемлемой частью Соглашения являются Приложение № 1 «Перечень запрашиваемых сведений и доступов» и Приложение № 2 «Форма обязательства о конфиденциальности».</w:t>
+        <w:t xml:space="preserve"> Неотъемлемой частью Соглашения является Приложение «Форма обязательства о конфиденциальности».</w:t>
       </w:r>
     </w:p>
     <w:p>
@@ -2530,488 +2552,7 @@
           <w:sz w:val="24"/>
           <w:szCs w:val="24"/>
         </w:rPr>
-        <w:t xml:space="preserve">Приложение № 1</w:t>
-      </w:r>
-    </w:p>
-    <w:p>
-      <w:pPr>
-        <w:spacing w:after="240"/>
-        <w:jc w:val="center"/>
-      </w:pPr>
-      <w:r>
-        <w:rPr>
-          <w:sz w:val="22"/>
-          <w:szCs w:val="22"/>
-        </w:rPr>
-        <w:t xml:space="preserve">к Соглашению о конфиденциальности № NDA-______ от «____» ________________ 2026 г.</w:t>
-      </w:r>
-    </w:p>
-    <w:p>
-      <w:pPr>
-        <w:pStyle w:val="Heading2"/>
-        <w:spacing w:after="120" w:before="220"/>
-      </w:pPr>
-      <w:r>
-        <w:rPr>
-          <w:b/>
-          <w:bCs/>
-          <w:sz w:val="22"/>
-          <w:szCs w:val="22"/>
-        </w:rPr>
-        <w:t xml:space="preserve">Перечень запрашиваемых сведений и доступов</w:t>
-      </w:r>
-    </w:p>
-    <w:p>
-      <w:pPr>
-        <w:spacing w:after="120" w:line="276"/>
-        <w:jc w:val="both"/>
-      </w:pPr>
-      <w:r>
-        <w:rPr>
-          <w:sz w:val="22"/>
-          <w:szCs w:val="22"/>
-        </w:rPr>
-        <w:t xml:space="preserve">Перечень рабочий: дополняется в порядке п. 3.1 Соглашения. Объём по каждой позиции согласовывается по ходу Проекта, приоритет — обезличенные данные.</w:t>
-      </w:r>
-    </w:p>
-    <w:p>
-      <w:pPr>
-        <w:pStyle w:val="Heading2"/>
-        <w:spacing w:after="120" w:before="220"/>
-      </w:pPr>
-      <w:r>
-        <w:rPr>
-          <w:b/>
-          <w:bCs/>
-          <w:sz w:val="22"/>
-          <w:szCs w:val="22"/>
-        </w:rPr>
-        <w:t xml:space="preserve">1. Документы и описания процессов</w:t>
-      </w:r>
-    </w:p>
-    <w:p>
-      <w:pPr>
-        <w:spacing w:after="120" w:line="276"/>
-        <w:ind w:left="340"/>
-        <w:jc w:val="both"/>
-      </w:pPr>
-      <w:r>
-        <w:rPr>
-          <w:sz w:val="22"/>
-          <w:szCs w:val="22"/>
-        </w:rPr>
-        <w:t xml:space="preserve">1.1. Организационная структура, распределение зон ответственности.</w:t>
-      </w:r>
-    </w:p>
-    <w:p>
-      <w:pPr>
-        <w:spacing w:after="120" w:line="276"/>
-        <w:ind w:left="340"/>
-        <w:jc w:val="both"/>
-      </w:pPr>
-      <w:r>
-        <w:rPr>
-          <w:sz w:val="22"/>
-          <w:szCs w:val="22"/>
-        </w:rPr>
-        <w:t xml:space="preserve">1.2. Действующие регламенты, инструкции, должностные обязанности.</w:t>
-      </w:r>
-    </w:p>
-    <w:p>
-      <w:pPr>
-        <w:spacing w:after="120" w:line="276"/>
-        <w:ind w:left="340"/>
-        <w:jc w:val="both"/>
-      </w:pPr>
-      <w:r>
-        <w:rPr>
-          <w:sz w:val="22"/>
-          <w:szCs w:val="22"/>
-        </w:rPr>
-        <w:t xml:space="preserve">1.3. Описание сквозных процессов: привлечение заявок, тендеры и подготовка коммерческих предложений, снабжение, склад, производство работ на объектах, сдача и приёмка, документооборот.</w:t>
-      </w:r>
-    </w:p>
-    <w:p>
-      <w:pPr>
-        <w:spacing w:after="120" w:line="276"/>
-        <w:ind w:left="340"/>
-        <w:jc w:val="both"/>
-      </w:pPr>
-      <w:r>
-        <w:rPr>
-          <w:sz w:val="22"/>
-          <w:szCs w:val="22"/>
-        </w:rPr>
-        <w:t xml:space="preserve">1.4. Образцы типовых документов: коммерческое предложение, договор, смета, акт, счёт — в обезличенном виде.</w:t>
-      </w:r>
-    </w:p>
-    <w:p>
-      <w:pPr>
-        <w:pStyle w:val="Heading2"/>
-        <w:spacing w:after="120" w:before="220"/>
-      </w:pPr>
-      <w:r>
-        <w:rPr>
-          <w:b/>
-          <w:bCs/>
-          <w:sz w:val="22"/>
-          <w:szCs w:val="22"/>
-        </w:rPr>
-        <w:t xml:space="preserve">2. Данные информационных систем</w:t>
-      </w:r>
-    </w:p>
-    <w:p>
-      <w:pPr>
-        <w:spacing w:after="120" w:line="276"/>
-        <w:ind w:left="340"/>
-        <w:jc w:val="both"/>
-      </w:pPr>
-      <w:r>
-        <w:rPr>
-          <w:sz w:val="22"/>
-          <w:szCs w:val="22"/>
-        </w:rPr>
-        <w:t xml:space="preserve">2.1. Доступ на чтение к CRM и учётным системам либо выгрузки из них.</w:t>
-      </w:r>
-    </w:p>
-    <w:p>
-      <w:pPr>
-        <w:spacing w:after="120" w:line="276"/>
-        <w:ind w:left="340"/>
-        <w:jc w:val="both"/>
-      </w:pPr>
-      <w:r>
-        <w:rPr>
-          <w:sz w:val="22"/>
-          <w:szCs w:val="22"/>
-        </w:rPr>
-        <w:t xml:space="preserve">2.2. Выгрузка сделок, заявок и обращений за период до 24 месяцев, обезличенная.</w:t>
-      </w:r>
-    </w:p>
-    <w:p>
-      <w:pPr>
-        <w:spacing w:after="120" w:line="276"/>
-        <w:ind w:left="340"/>
-        <w:jc w:val="both"/>
-      </w:pPr>
-      <w:r>
-        <w:rPr>
-          <w:sz w:val="22"/>
-          <w:szCs w:val="22"/>
-        </w:rPr>
-        <w:t xml:space="preserve">2.3. Номенклатура, справочники, шаблоны документов.</w:t>
-      </w:r>
-    </w:p>
-    <w:p>
-      <w:pPr>
-        <w:spacing w:after="120" w:line="276"/>
-        <w:ind w:left="340"/>
-        <w:jc w:val="both"/>
-      </w:pPr>
-      <w:r>
-        <w:rPr>
-          <w:sz w:val="22"/>
-          <w:szCs w:val="22"/>
-        </w:rPr>
-        <w:t xml:space="preserve">2.4. Показатели работы: объёмы, сроки, конверсия по этапам, загрузка сотрудников.</w:t>
-      </w:r>
-    </w:p>
-    <w:p>
-      <w:pPr>
-        <w:spacing w:after="120" w:line="276"/>
-        <w:ind w:left="340"/>
-        <w:jc w:val="both"/>
-      </w:pPr>
-      <w:r>
-        <w:rPr>
-          <w:sz w:val="22"/>
-          <w:szCs w:val="22"/>
-        </w:rPr>
-        <w:t xml:space="preserve">2.5. Состав и логика используемых интеграций и автоматизаций.</w:t>
-      </w:r>
-    </w:p>
-    <w:p>
-      <w:pPr>
-        <w:pStyle w:val="Heading2"/>
-        <w:spacing w:after="120" w:before="220"/>
-      </w:pPr>
-      <w:r>
-        <w:rPr>
-          <w:b/>
-          <w:bCs/>
-          <w:sz w:val="22"/>
-          <w:szCs w:val="22"/>
-        </w:rPr>
-        <w:t xml:space="preserve">3. Интервью и наблюдение</w:t>
-      </w:r>
-    </w:p>
-    <w:p>
-      <w:pPr>
-        <w:spacing w:after="120" w:line="276"/>
-        <w:ind w:left="340"/>
-        <w:jc w:val="both"/>
-      </w:pPr>
-      <w:r>
-        <w:rPr>
-          <w:sz w:val="22"/>
-          <w:szCs w:val="22"/>
-        </w:rPr>
-        <w:t xml:space="preserve">3.1. Интервью с сотрудниками ключевых участков продолжительностью до 60 минут.</w:t>
-      </w:r>
-    </w:p>
-    <w:p>
-      <w:pPr>
-        <w:spacing w:after="120" w:line="276"/>
-        <w:ind w:left="340"/>
-        <w:jc w:val="both"/>
-      </w:pPr>
-      <w:r>
-        <w:rPr>
-          <w:sz w:val="22"/>
-          <w:szCs w:val="22"/>
-        </w:rPr>
-        <w:t xml:space="preserve">3.2. Аудио- или видеозапись интервью с согласия участников, расшифровка по п. 6.6.</w:t>
-      </w:r>
-    </w:p>
-    <w:p>
-      <w:pPr>
-        <w:spacing w:after="120" w:line="276"/>
-        <w:ind w:left="340"/>
-        <w:jc w:val="both"/>
-      </w:pPr>
-      <w:r>
-        <w:rPr>
-          <w:sz w:val="22"/>
-          <w:szCs w:val="22"/>
-        </w:rPr>
-        <w:t xml:space="preserve">3.3. Наблюдение за выполнением операций на рабочих местах, в том числе демонстрация экрана.</w:t>
-      </w:r>
-    </w:p>
-    <w:p>
-      <w:pPr>
-        <w:pStyle w:val="Heading2"/>
-        <w:spacing w:after="120" w:before="220"/>
-      </w:pPr>
-      <w:r>
-        <w:rPr>
-          <w:b/>
-          <w:bCs/>
-          <w:sz w:val="22"/>
-          <w:szCs w:val="22"/>
-        </w:rPr>
-        <w:t xml:space="preserve">4. Доступы</w:t>
-      </w:r>
-    </w:p>
-    <w:p>
-      <w:pPr>
-        <w:spacing w:after="120" w:line="276"/>
-        <w:ind w:left="340"/>
-        <w:jc w:val="both"/>
-      </w:pPr>
-      <w:r>
-        <w:rPr>
-          <w:sz w:val="22"/>
-          <w:szCs w:val="22"/>
-        </w:rPr>
-        <w:t xml:space="preserve">4.1. Именные учётные записи с правами на чтение в системах, указанных в п. 2.1.</w:t>
-      </w:r>
-    </w:p>
-    <w:p>
-      <w:pPr>
-        <w:spacing w:after="120" w:line="276"/>
-        <w:ind w:left="340"/>
-        <w:jc w:val="both"/>
-      </w:pPr>
-      <w:r>
-        <w:rPr>
-          <w:sz w:val="22"/>
-          <w:szCs w:val="22"/>
-        </w:rPr>
-        <w:t xml:space="preserve">4.2. Доступ к папке обмена файлами в облачном хранилище.</w:t>
-      </w:r>
-    </w:p>
-    <w:p>
-      <w:pPr>
-        <w:spacing w:after="120" w:line="276"/>
-        <w:ind w:left="340"/>
-        <w:jc w:val="both"/>
-      </w:pPr>
-      <w:r>
-        <w:rPr>
-          <w:sz w:val="22"/>
-          <w:szCs w:val="22"/>
-        </w:rPr>
-        <w:t xml:space="preserve">4.3. Доступ к тестовому контуру при разработке интеграций.</w:t>
-      </w:r>
-    </w:p>
-    <w:p>
-      <w:pPr>
-        <w:spacing w:after="120" w:line="276"/>
-        <w:jc w:val="both"/>
-      </w:pPr>
-      <w:r>
-        <w:rPr>
-          <w:sz w:val="22"/>
-          <w:szCs w:val="22"/>
-        </w:rPr>
-        <w:t xml:space="preserve">Персональные данные клиентов, сотрудников и контрагентов передаются только в объёме, без которого задача не решается, и по возможности обезличенными (п. 3.6).</w:t>
-      </w:r>
-    </w:p>
-    <w:tbl>
-      <w:tblPr>
-        <w:tblW w:type="dxa" w:w="9026"/>
-        <w:tblBorders>
-          <w:top w:val="none" w:color="FFFFFF" w:sz="0"/>
-          <w:left w:val="none" w:color="FFFFFF" w:sz="0"/>
-          <w:bottom w:val="none" w:color="FFFFFF" w:sz="0"/>
-          <w:right w:val="none" w:color="FFFFFF" w:sz="0"/>
-          <w:insideH w:val="single" w:color="auto" w:sz="4"/>
-          <w:insideV w:val="single" w:color="auto" w:sz="4"/>
-        </w:tblBorders>
-      </w:tblPr>
-      <w:tblGrid>
-        <w:gridCol w:w="4513"/>
-        <w:gridCol w:w="4513"/>
-      </w:tblGrid>
-      <w:tr>
-        <w:tc>
-          <w:tcPr>
-            <w:tcW w:type="dxa" w:w="4513"/>
-            <w:tcBorders>
-              <w:top w:val="none" w:color="FFFFFF" w:sz="0"/>
-              <w:left w:val="none" w:color="FFFFFF" w:sz="0"/>
-              <w:bottom w:val="none" w:color="FFFFFF" w:sz="0"/>
-              <w:right w:val="none" w:color="FFFFFF" w:sz="0"/>
-            </w:tcBorders>
-            <w:tcMar>
-              <w:top w:type="dxa" w:w="60"/>
-              <w:left w:type="dxa" w:w="0"/>
-              <w:bottom w:type="dxa" w:w="60"/>
-              <w:right w:type="dxa" w:w="200"/>
-            </w:tcMar>
-          </w:tcPr>
-          <w:p>
-            <w:pPr>
-              <w:spacing w:after="60"/>
-            </w:pPr>
-            <w:r>
-              <w:rPr>
-                <w:b/>
-                <w:bCs/>
-                <w:sz w:val="20"/>
-                <w:szCs w:val="20"/>
-              </w:rPr>
-              <w:t xml:space="preserve">Директор ООО «СтроимВместе»</w:t>
-            </w:r>
-          </w:p>
-          <w:p>
-            <w:pPr>
-              <w:spacing w:after="60"/>
-            </w:pPr>
-            <w:r>
-              <w:rPr>
-                <w:b w:val="false"/>
-                <w:bCs w:val="false"/>
-                <w:sz w:val="20"/>
-                <w:szCs w:val="20"/>
-              </w:rPr>
-              <w:t xml:space="preserve"/>
-            </w:r>
-          </w:p>
-          <w:p>
-            <w:pPr>
-              <w:spacing w:after="60"/>
-            </w:pPr>
-            <w:r>
-              <w:rPr>
-                <w:b w:val="false"/>
-                <w:bCs w:val="false"/>
-                <w:sz w:val="20"/>
-                <w:szCs w:val="20"/>
-              </w:rPr>
-              <w:t xml:space="preserve">_______________ / М.Б. Кузьмин</w:t>
-            </w:r>
-          </w:p>
-        </w:tc>
-        <w:tc>
-          <w:tcPr>
-            <w:tcW w:type="dxa" w:w="4513"/>
-            <w:tcBorders>
-              <w:top w:val="none" w:color="FFFFFF" w:sz="0"/>
-              <w:left w:val="none" w:color="FFFFFF" w:sz="0"/>
-              <w:bottom w:val="none" w:color="FFFFFF" w:sz="0"/>
-              <w:right w:val="none" w:color="FFFFFF" w:sz="0"/>
-            </w:tcBorders>
-            <w:tcMar>
-              <w:top w:type="dxa" w:w="60"/>
-              <w:left w:type="dxa" w:w="0"/>
-              <w:bottom w:type="dxa" w:w="60"/>
-              <w:right w:type="dxa" w:w="200"/>
-            </w:tcMar>
-          </w:tcPr>
-          <w:p>
-            <w:pPr>
-              <w:spacing w:after="60"/>
-            </w:pPr>
-            <w:r>
-              <w:rPr>
-                <w:b/>
-                <w:bCs/>
-                <w:sz w:val="20"/>
-                <w:szCs w:val="20"/>
-              </w:rPr>
-              <w:t xml:space="preserve">Индивидуальный предприниматель</w:t>
-            </w:r>
-          </w:p>
-          <w:p>
-            <w:pPr>
-              <w:spacing w:after="60"/>
-            </w:pPr>
-            <w:r>
-              <w:rPr>
-                <w:b w:val="false"/>
-                <w:bCs w:val="false"/>
-                <w:sz w:val="20"/>
-                <w:szCs w:val="20"/>
-              </w:rPr>
-              <w:t xml:space="preserve"/>
-            </w:r>
-          </w:p>
-          <w:p>
-            <w:pPr>
-              <w:spacing w:after="60"/>
-            </w:pPr>
-            <w:r>
-              <w:rPr>
-                <w:b w:val="false"/>
-                <w:bCs w:val="false"/>
-                <w:sz w:val="20"/>
-                <w:szCs w:val="20"/>
-              </w:rPr>
-              <w:t xml:space="preserve">_______________ / А.В. Орешкин</w:t>
-            </w:r>
-          </w:p>
-        </w:tc>
-      </w:tr>
-    </w:tbl>
-    <w:p>
-      <w:r>
-        <w:br w:type="page"/>
-      </w:r>
-    </w:p>
-    <w:p>
-      <w:pPr>
-        <w:pStyle w:val="Heading1"/>
-        <w:spacing w:after="140" w:before="300"/>
-      </w:pPr>
-      <w:r>
-        <w:rPr>
-          <w:b/>
-          <w:bCs/>
-          <w:sz w:val="24"/>
-          <w:szCs w:val="24"/>
-        </w:rPr>
-        <w:t xml:space="preserve">Приложение № 2</w:t>
+        <w:t xml:space="preserve">Приложение</w:t>
       </w:r>
     </w:p>
     <w:p>

--- a/Юр документы/NDA/NDA_СтроимВместе_ИП_Орешкин.docx
+++ b/Юр документы/NDA/NDA_СтроимВместе_ИП_Орешкин.docx
@@ -659,7 +659,7 @@
           <w:sz w:val="22"/>
           <w:szCs w:val="22"/>
         </w:rPr>
-        <w:t xml:space="preserve"> Исполнитель до передачи информации доводит до каждого Уполномоченного лица условия настоящего Соглашения и обеспечивает принятие им письменного обязательства о конфиденциальности не менее строгого, чем предусмотрено настоящим Соглашением. Форма обязательства приведена в Приложении к настоящему Соглашению.</w:t>
+        <w:t xml:space="preserve"> Исполнитель до передачи информации доводит до каждого Уполномоченного лица условия настоящего Соглашения и обеспечивает принятие им письменного обязательства о конфиденциальности не менее строгого, чем предусмотрено настоящим Соглашением.</w:t>
       </w:r>
     </w:p>
     <w:p>
@@ -1988,28 +1988,6 @@
           <w:szCs w:val="22"/>
         </w:rPr>
         <w:t xml:space="preserve">13.5.</w:t>
-      </w:r>
-      <w:r>
-        <w:rPr>
-          <w:sz w:val="22"/>
-          <w:szCs w:val="22"/>
-        </w:rPr>
-        <w:t xml:space="preserve"> Неотъемлемой частью Соглашения является Приложение «Форма обязательства о конфиденциальности».</w:t>
-      </w:r>
-    </w:p>
-    <w:p>
-      <w:pPr>
-        <w:spacing w:after="120" w:line="276"/>
-        <w:jc w:val="both"/>
-      </w:pPr>
-      <w:r>
-        <w:rPr>
-          <w:b/>
-          <w:bCs/>
-          <w:sz w:val="22"/>
-          <w:szCs w:val="22"/>
-        </w:rPr>
-        <w:t xml:space="preserve">13.6.</w:t>
       </w:r>
       <w:r>
         <w:rPr>
@@ -2535,205 +2513,6 @@
         </w:tc>
       </w:tr>
     </w:tbl>
-    <w:p>
-      <w:r>
-        <w:br w:type="page"/>
-      </w:r>
-    </w:p>
-    <w:p>
-      <w:pPr>
-        <w:pStyle w:val="Heading1"/>
-        <w:spacing w:after="140" w:before="300"/>
-      </w:pPr>
-      <w:r>
-        <w:rPr>
-          <w:b/>
-          <w:bCs/>
-          <w:sz w:val="24"/>
-          <w:szCs w:val="24"/>
-        </w:rPr>
-        <w:t xml:space="preserve">Приложение</w:t>
-      </w:r>
-    </w:p>
-    <w:p>
-      <w:pPr>
-        <w:spacing w:after="240"/>
-        <w:jc w:val="center"/>
-      </w:pPr>
-      <w:r>
-        <w:rPr>
-          <w:sz w:val="22"/>
-          <w:szCs w:val="22"/>
-        </w:rPr>
-        <w:t xml:space="preserve">к Соглашению о конфиденциальности № NDA-______ от «____» ________________ 2026 г.</w:t>
-      </w:r>
-    </w:p>
-    <w:p>
-      <w:pPr>
-        <w:pStyle w:val="Heading2"/>
-        <w:spacing w:after="120" w:before="220"/>
-      </w:pPr>
-      <w:r>
-        <w:rPr>
-          <w:b/>
-          <w:bCs/>
-          <w:sz w:val="22"/>
-          <w:szCs w:val="22"/>
-        </w:rPr>
-        <w:t xml:space="preserve">Форма обязательства о конфиденциальности</w:t>
-      </w:r>
-    </w:p>
-    <w:p>
-      <w:pPr>
-        <w:spacing w:after="120" w:line="276"/>
-        <w:jc w:val="both"/>
-      </w:pPr>
-      <w:r>
-        <w:rPr>
-          <w:sz w:val="22"/>
-          <w:szCs w:val="22"/>
-        </w:rPr>
-        <w:t xml:space="preserve">Обязательство подписывается каждым лицом, привлекаемым Исполнителем к работам по Проекту, и хранится у Исполнителя. Компании не передаётся.</w:t>
-      </w:r>
-    </w:p>
-    <w:p>
-      <w:pPr>
-        <w:spacing w:after="120" w:line="276"/>
-        <w:jc w:val="both"/>
-      </w:pPr>
-      <w:r>
-        <w:rPr>
-          <w:b/>
-          <w:bCs/>
-          <w:sz w:val="22"/>
-          <w:szCs w:val="22"/>
-        </w:rPr>
-        <w:t xml:space="preserve">ОБЯЗАТЕЛЬСТВО О КОНФИДЕНЦИАЛЬНОСТИ</w:t>
-      </w:r>
-    </w:p>
-    <w:p>
-      <w:pPr>
-        <w:spacing w:after="120" w:line="276"/>
-        <w:jc w:val="both"/>
-      </w:pPr>
-      <w:r>
-        <w:rPr>
-          <w:sz w:val="22"/>
-          <w:szCs w:val="22"/>
-        </w:rPr>
-        <w:t xml:space="preserve">Я, ____________________________________________________, привлекаемый(ая) ИП Орешкиным А.В. к работам по проекту для ООО «СтроимВместе», подтверждаю, что ознакомлен(а) с условиями Соглашения о конфиденциальности № NDA-______ от «____» ________________ 2026 г., и обязуюсь:</w:t>
-      </w:r>
-    </w:p>
-    <w:p>
-      <w:pPr>
-        <w:spacing w:after="120" w:line="276"/>
-        <w:ind w:left="340"/>
-        <w:jc w:val="both"/>
-      </w:pPr>
-      <w:r>
-        <w:rPr>
-          <w:sz w:val="22"/>
-          <w:szCs w:val="22"/>
-        </w:rPr>
-        <w:t xml:space="preserve">1. Использовать сведения, полученные в связи с работами по проекту, исключительно для выполнения порученных мне задач.</w:t>
-      </w:r>
-    </w:p>
-    <w:p>
-      <w:pPr>
-        <w:spacing w:after="120" w:line="276"/>
-        <w:ind w:left="340"/>
-        <w:jc w:val="both"/>
-      </w:pPr>
-      <w:r>
-        <w:rPr>
-          <w:sz w:val="22"/>
-          <w:szCs w:val="22"/>
-        </w:rPr>
-        <w:t xml:space="preserve">2. Не разглашать такие сведения третьим лицам, не публиковать их и не обсуждать за пределами рабочих коммуникаций по проекту.</w:t>
-      </w:r>
-    </w:p>
-    <w:p>
-      <w:pPr>
-        <w:spacing w:after="120" w:line="276"/>
-        <w:ind w:left="340"/>
-        <w:jc w:val="both"/>
-      </w:pPr>
-      <w:r>
-        <w:rPr>
-          <w:sz w:val="22"/>
-          <w:szCs w:val="22"/>
-        </w:rPr>
-        <w:t xml:space="preserve">3. Не передавать сведения в бесплатные и личные учётные записи сервисов искусственного интеллекта, не загружать в них персональные данные.</w:t>
-      </w:r>
-    </w:p>
-    <w:p>
-      <w:pPr>
-        <w:spacing w:after="120" w:line="276"/>
-        <w:ind w:left="340"/>
-        <w:jc w:val="both"/>
-      </w:pPr>
-      <w:r>
-        <w:rPr>
-          <w:sz w:val="22"/>
-          <w:szCs w:val="22"/>
-        </w:rPr>
-        <w:t xml:space="preserve">4. Хранить рабочие материалы в учётных записях с ограниченным доступом и двухфакторной аутентификацией.</w:t>
-      </w:r>
-    </w:p>
-    <w:p>
-      <w:pPr>
-        <w:spacing w:after="120" w:line="276"/>
-        <w:ind w:left="340"/>
-        <w:jc w:val="both"/>
-      </w:pPr>
-      <w:r>
-        <w:rPr>
-          <w:sz w:val="22"/>
-          <w:szCs w:val="22"/>
-        </w:rPr>
-        <w:t xml:space="preserve">5. Незамедлительно сообщать ИП Орешкину А.В. об утрате материалов, компрометации доступов и иных инцидентах.</w:t>
-      </w:r>
-    </w:p>
-    <w:p>
-      <w:pPr>
-        <w:spacing w:after="120" w:line="276"/>
-        <w:ind w:left="340"/>
-        <w:jc w:val="both"/>
-      </w:pPr>
-      <w:r>
-        <w:rPr>
-          <w:sz w:val="22"/>
-          <w:szCs w:val="22"/>
-        </w:rPr>
-        <w:t xml:space="preserve">6. По завершении моего участия в проекте прекратить использование сведений, удалить их копии и не сохранять доступы.</w:t>
-      </w:r>
-    </w:p>
-    <w:p>
-      <w:pPr>
-        <w:spacing w:after="120" w:line="276"/>
-        <w:jc w:val="both"/>
-      </w:pPr>
-      <w:r>
-        <w:rPr>
-          <w:sz w:val="22"/>
-          <w:szCs w:val="22"/>
-        </w:rPr>
-        <w:t xml:space="preserve">Обязательство действует в течение 3 (трёх) лет с даты завершения моего участия в проекте.</w:t>
-      </w:r>
-    </w:p>
-    <w:p>
-      <w:pPr>
-        <w:spacing w:after="120" w:line="276"/>
-        <w:jc w:val="both"/>
-      </w:pPr>
-      <w:r>
-        <w:rPr>
-          <w:sz w:val="22"/>
-          <w:szCs w:val="22"/>
-        </w:rPr>
-        <w:t xml:space="preserve">«____» ________________ 2026 г.      _______________ / ____________________________</w:t>
-      </w:r>
-    </w:p>
     <w:sectPr>
       <w:pgSz w:w="11906" w:h="16838" w:orient="portrait"/>
       <w:pgMar w:top="1134" w:right="1134" w:bottom="1134" w:left="1440" w:header="708" w:footer="708" w:gutter="0"/>
